--- a/Models- Defines what actually it does/11 – CKMS (Code Katha Model Specification).docx
+++ b/Models- Defines what actually it does/11 – CKMS (Code Katha Model Specification).docx
@@ -881,6 +881,30 @@
     </w:p>
     <w:p>
       <w:pPr>
+        <w:numPr>
+          <w:ilvl w:val="0"/>
+          <w:numId w:val="1"/>
+        </w:numPr>
+        <w:spacing w:before="100" w:beforeAutospacing="1" w:after="100" w:afterAutospacing="1" w:line="240" w:lineRule="auto"/>
+        <w:rPr>
+          <w:rFonts w:ascii="Times New Roman" w:eastAsia="Times New Roman" w:hAnsi="Times New Roman" w:cs="Times New Roman"/>
+          <w:sz w:val="24"/>
+          <w:szCs w:val="24"/>
+          <w:lang w:eastAsia="en-IN" w:bidi="gu-IN"/>
+        </w:rPr>
+      </w:pPr>
+      <w:r>
+        <w:rPr>
+          <w:rFonts w:ascii="Times New Roman" w:eastAsia="Times New Roman" w:hAnsi="Times New Roman" w:cs="Times New Roman"/>
+          <w:sz w:val="24"/>
+          <w:szCs w:val="24"/>
+          <w:lang w:eastAsia="en-IN" w:bidi="gu-IN"/>
+        </w:rPr>
+        <w:t>Runtime execution context construction.</w:t>
+      </w:r>
+    </w:p>
+    <w:p>
+      <w:pPr>
         <w:spacing w:before="100" w:beforeAutospacing="1" w:after="100" w:afterAutospacing="1" w:line="240" w:lineRule="auto"/>
         <w:rPr>
           <w:rFonts w:ascii="Times New Roman" w:eastAsia="Times New Roman" w:hAnsi="Times New Roman" w:cs="Times New Roman"/>
@@ -1106,27 +1130,7 @@
           <w:szCs w:val="24"/>
           <w:lang w:eastAsia="en-IN" w:bidi="gu-IN"/>
         </w:rPr>
-        <w:t xml:space="preserve">Implementations SHALL avoid undocumented </w:t>
-      </w:r>
-      <w:proofErr w:type="spellStart"/>
-      <w:r>
-        <w:rPr>
-          <w:rFonts w:ascii="Times New Roman" w:eastAsia="Times New Roman" w:hAnsi="Times New Roman" w:cs="Times New Roman"/>
-          <w:sz w:val="24"/>
-          <w:szCs w:val="24"/>
-          <w:lang w:eastAsia="en-IN" w:bidi="gu-IN"/>
-        </w:rPr>
-        <w:t>behavior</w:t>
-      </w:r>
-      <w:proofErr w:type="spellEnd"/>
-      <w:r>
-        <w:rPr>
-          <w:rFonts w:ascii="Times New Roman" w:eastAsia="Times New Roman" w:hAnsi="Times New Roman" w:cs="Times New Roman"/>
-          <w:sz w:val="24"/>
-          <w:szCs w:val="24"/>
-          <w:lang w:eastAsia="en-IN" w:bidi="gu-IN"/>
-        </w:rPr>
-        <w:t>.</w:t>
+        <w:t>Implementations SHALL avoid undocumented behavior.</w:t>
       </w:r>
     </w:p>
     <w:p>
@@ -1387,6 +1391,7 @@
           <w:szCs w:val="24"/>
           <w:lang w:eastAsia="en-IN" w:bidi="gu-IN"/>
         </w:rPr>
+        <w:lastRenderedPageBreak/>
         <w:pict w14:anchorId="59B86061">
           <v:rect id="_x0000_i1032" style="width:0;height:1.5pt" o:hralign="center" o:hrstd="t" o:hr="t" fillcolor="#a0a0a0" stroked="f"/>
         </w:pict>
@@ -1414,7 +1419,6 @@
           <w:szCs w:val="36"/>
           <w:lang w:eastAsia="en-IN" w:bidi="gu-IN"/>
         </w:rPr>
-        <w:lastRenderedPageBreak/>
         <w:t>KP-05 — Governed Execution</w:t>
       </w:r>
     </w:p>
@@ -1504,19 +1508,8 @@
           <w:szCs w:val="24"/>
           <w:lang w:eastAsia="en-IN" w:bidi="gu-IN"/>
         </w:rPr>
-        <w:t>A CKMS execution SHALL begin with a structured request.</w:t>
-      </w:r>
-    </w:p>
-    <w:p>
-      <w:pPr>
-        <w:spacing w:before="100" w:beforeAutospacing="1" w:after="100" w:afterAutospacing="1" w:line="240" w:lineRule="auto"/>
-        <w:rPr>
-          <w:rFonts w:ascii="Times New Roman" w:eastAsia="Times New Roman" w:hAnsi="Times New Roman" w:cs="Times New Roman"/>
-          <w:sz w:val="24"/>
-          <w:szCs w:val="24"/>
-          <w:lang w:eastAsia="en-IN" w:bidi="gu-IN"/>
-        </w:rPr>
-      </w:pPr>
+        <w:t>All runtime requests SHALL conform to the Learning Experience Specification (LES). Runtime SHALL construct the CKMS execution context from the validated LES request before educational engine execution begins.</w:t>
+      </w:r>
       <w:r>
         <w:rPr>
           <w:rFonts w:ascii="Times New Roman" w:eastAsia="Times New Roman" w:hAnsi="Times New Roman" w:cs="Times New Roman"/>
@@ -1540,8 +1533,10 @@
         <w:tblLook w:val="04A0" w:firstRow="1" w:lastRow="0" w:firstColumn="1" w:lastColumn="0" w:noHBand="0" w:noVBand="1"/>
       </w:tblPr>
       <w:tblGrid>
-        <w:gridCol w:w="2402"/>
-        <w:gridCol w:w="4607"/>
+        <w:gridCol w:w="2411"/>
+        <w:gridCol w:w="30"/>
+        <w:gridCol w:w="4532"/>
+        <w:gridCol w:w="45"/>
       </w:tblGrid>
       <w:tr>
         <w:trPr>
@@ -1583,6 +1578,7 @@
         <w:tc>
           <w:tcPr>
             <w:tcW w:w="0" w:type="auto"/>
+            <w:gridSpan w:val="3"/>
             <w:vAlign w:val="center"/>
             <w:hideMark/>
           </w:tcPr>
@@ -1647,6 +1643,7 @@
         <w:tc>
           <w:tcPr>
             <w:tcW w:w="0" w:type="auto"/>
+            <w:gridSpan w:val="3"/>
             <w:vAlign w:val="center"/>
             <w:hideMark/>
           </w:tcPr>
@@ -1706,6 +1703,7 @@
         <w:tc>
           <w:tcPr>
             <w:tcW w:w="0" w:type="auto"/>
+            <w:gridSpan w:val="3"/>
             <w:vAlign w:val="center"/>
             <w:hideMark/>
           </w:tcPr>
@@ -1765,6 +1763,7 @@
         <w:tc>
           <w:tcPr>
             <w:tcW w:w="0" w:type="auto"/>
+            <w:gridSpan w:val="3"/>
             <w:vAlign w:val="center"/>
             <w:hideMark/>
           </w:tcPr>
@@ -1824,6 +1823,7 @@
         <w:tc>
           <w:tcPr>
             <w:tcW w:w="0" w:type="auto"/>
+            <w:gridSpan w:val="3"/>
             <w:vAlign w:val="center"/>
             <w:hideMark/>
           </w:tcPr>
@@ -1883,6 +1883,7 @@
         <w:tc>
           <w:tcPr>
             <w:tcW w:w="0" w:type="auto"/>
+            <w:gridSpan w:val="3"/>
             <w:vAlign w:val="center"/>
             <w:hideMark/>
           </w:tcPr>
@@ -1942,6 +1943,7 @@
         <w:tc>
           <w:tcPr>
             <w:tcW w:w="0" w:type="auto"/>
+            <w:gridSpan w:val="3"/>
             <w:vAlign w:val="center"/>
             <w:hideMark/>
           </w:tcPr>
@@ -1967,6 +1969,490 @@
           </w:p>
         </w:tc>
       </w:tr>
+      <w:tr>
+        <w:trPr>
+          <w:tblCellSpacing w:w="15" w:type="dxa"/>
+        </w:trPr>
+        <w:tc>
+          <w:tcPr>
+            <w:tcW w:w="0" w:type="auto"/>
+            <w:vAlign w:val="center"/>
+          </w:tcPr>
+          <w:p>
+            <w:pPr>
+              <w:spacing w:after="0" w:line="240" w:lineRule="auto"/>
+              <w:rPr>
+                <w:rFonts w:ascii="Times New Roman" w:eastAsia="Times New Roman" w:hAnsi="Times New Roman" w:cs="Times New Roman"/>
+                <w:sz w:val="24"/>
+                <w:szCs w:val="24"/>
+                <w:lang w:eastAsia="en-IN" w:bidi="gu-IN"/>
+              </w:rPr>
+            </w:pPr>
+          </w:p>
+        </w:tc>
+        <w:tc>
+          <w:tcPr>
+            <w:tcW w:w="0" w:type="auto"/>
+            <w:gridSpan w:val="3"/>
+            <w:vAlign w:val="center"/>
+          </w:tcPr>
+          <w:p>
+            <w:pPr>
+              <w:spacing w:after="0" w:line="240" w:lineRule="auto"/>
+              <w:rPr>
+                <w:rFonts w:ascii="Times New Roman" w:eastAsia="Times New Roman" w:hAnsi="Times New Roman" w:cs="Times New Roman"/>
+                <w:sz w:val="24"/>
+                <w:szCs w:val="24"/>
+                <w:lang w:eastAsia="en-IN" w:bidi="gu-IN"/>
+              </w:rPr>
+            </w:pPr>
+          </w:p>
+        </w:tc>
+      </w:tr>
+      <w:tr>
+        <w:trPr>
+          <w:gridAfter w:val="1"/>
+          <w:tblHeader/>
+          <w:tblCellSpacing w:w="15" w:type="dxa"/>
+        </w:trPr>
+        <w:tc>
+          <w:tcPr>
+            <w:tcW w:w="0" w:type="auto"/>
+            <w:gridSpan w:val="2"/>
+            <w:vAlign w:val="center"/>
+            <w:hideMark/>
+          </w:tcPr>
+          <w:p>
+            <w:pPr>
+              <w:spacing w:after="0" w:line="240" w:lineRule="auto"/>
+              <w:jc w:val="center"/>
+              <w:rPr>
+                <w:rFonts w:ascii="Times New Roman" w:eastAsia="Times New Roman" w:hAnsi="Times New Roman" w:cs="Times New Roman"/>
+                <w:b/>
+                <w:bCs/>
+                <w:sz w:val="24"/>
+                <w:szCs w:val="24"/>
+                <w:lang w:eastAsia="en-IN" w:bidi="gu-IN"/>
+              </w:rPr>
+            </w:pPr>
+            <w:r>
+              <w:rPr>
+                <w:rFonts w:ascii="Times New Roman" w:eastAsia="Times New Roman" w:hAnsi="Times New Roman" w:cs="Times New Roman"/>
+                <w:b/>
+                <w:bCs/>
+                <w:sz w:val="24"/>
+                <w:szCs w:val="24"/>
+                <w:lang w:eastAsia="en-IN" w:bidi="gu-IN"/>
+              </w:rPr>
+              <w:t>Runtime Input</w:t>
+            </w:r>
+          </w:p>
+        </w:tc>
+        <w:tc>
+          <w:tcPr>
+            <w:tcW w:w="0" w:type="auto"/>
+            <w:vAlign w:val="center"/>
+            <w:hideMark/>
+          </w:tcPr>
+          <w:p>
+            <w:pPr>
+              <w:spacing w:after="0" w:line="240" w:lineRule="auto"/>
+              <w:jc w:val="center"/>
+              <w:rPr>
+                <w:rFonts w:ascii="Times New Roman" w:eastAsia="Times New Roman" w:hAnsi="Times New Roman" w:cs="Times New Roman"/>
+                <w:b/>
+                <w:bCs/>
+                <w:sz w:val="24"/>
+                <w:szCs w:val="24"/>
+                <w:lang w:eastAsia="en-IN" w:bidi="gu-IN"/>
+              </w:rPr>
+            </w:pPr>
+            <w:r>
+              <w:rPr>
+                <w:rFonts w:ascii="Times New Roman" w:eastAsia="Times New Roman" w:hAnsi="Times New Roman" w:cs="Times New Roman"/>
+                <w:b/>
+                <w:bCs/>
+                <w:sz w:val="24"/>
+                <w:szCs w:val="24"/>
+                <w:lang w:eastAsia="en-IN" w:bidi="gu-IN"/>
+              </w:rPr>
+              <w:t>Source</w:t>
+            </w:r>
+          </w:p>
+        </w:tc>
+      </w:tr>
+      <w:tr>
+        <w:trPr>
+          <w:gridAfter w:val="1"/>
+          <w:tblCellSpacing w:w="15" w:type="dxa"/>
+        </w:trPr>
+        <w:tc>
+          <w:tcPr>
+            <w:tcW w:w="0" w:type="auto"/>
+            <w:gridSpan w:val="2"/>
+            <w:vAlign w:val="center"/>
+            <w:hideMark/>
+          </w:tcPr>
+          <w:p>
+            <w:pPr>
+              <w:spacing w:after="0" w:line="240" w:lineRule="auto"/>
+              <w:rPr>
+                <w:rFonts w:ascii="Times New Roman" w:eastAsia="Times New Roman" w:hAnsi="Times New Roman" w:cs="Times New Roman"/>
+                <w:sz w:val="24"/>
+                <w:szCs w:val="24"/>
+                <w:lang w:eastAsia="en-IN" w:bidi="gu-IN"/>
+              </w:rPr>
+            </w:pPr>
+            <w:r>
+              <w:rPr>
+                <w:rFonts w:ascii="Times New Roman" w:eastAsia="Times New Roman" w:hAnsi="Times New Roman" w:cs="Times New Roman"/>
+                <w:sz w:val="24"/>
+                <w:szCs w:val="24"/>
+                <w:lang w:eastAsia="en-IN" w:bidi="gu-IN"/>
+              </w:rPr>
+              <w:t>Educational Intent</w:t>
+            </w:r>
+          </w:p>
+        </w:tc>
+        <w:tc>
+          <w:tcPr>
+            <w:tcW w:w="0" w:type="auto"/>
+            <w:vAlign w:val="center"/>
+            <w:hideMark/>
+          </w:tcPr>
+          <w:p>
+            <w:pPr>
+              <w:spacing w:after="0" w:line="240" w:lineRule="auto"/>
+              <w:jc w:val="center"/>
+              <w:rPr>
+                <w:rFonts w:ascii="Times New Roman" w:eastAsia="Times New Roman" w:hAnsi="Times New Roman" w:cs="Times New Roman"/>
+                <w:sz w:val="24"/>
+                <w:szCs w:val="24"/>
+                <w:lang w:eastAsia="en-IN" w:bidi="gu-IN"/>
+              </w:rPr>
+            </w:pPr>
+            <w:r>
+              <w:rPr>
+                <w:rFonts w:ascii="Times New Roman" w:eastAsia="Times New Roman" w:hAnsi="Times New Roman" w:cs="Times New Roman"/>
+                <w:sz w:val="24"/>
+                <w:szCs w:val="24"/>
+                <w:lang w:eastAsia="en-IN" w:bidi="gu-IN"/>
+              </w:rPr>
+              <w:t>LES</w:t>
+            </w:r>
+          </w:p>
+        </w:tc>
+      </w:tr>
+      <w:tr>
+        <w:trPr>
+          <w:gridAfter w:val="1"/>
+          <w:tblCellSpacing w:w="15" w:type="dxa"/>
+        </w:trPr>
+        <w:tc>
+          <w:tcPr>
+            <w:tcW w:w="0" w:type="auto"/>
+            <w:gridSpan w:val="2"/>
+            <w:vAlign w:val="center"/>
+            <w:hideMark/>
+          </w:tcPr>
+          <w:p>
+            <w:pPr>
+              <w:spacing w:after="0" w:line="240" w:lineRule="auto"/>
+              <w:rPr>
+                <w:rFonts w:ascii="Times New Roman" w:eastAsia="Times New Roman" w:hAnsi="Times New Roman" w:cs="Times New Roman"/>
+                <w:sz w:val="24"/>
+                <w:szCs w:val="24"/>
+                <w:lang w:eastAsia="en-IN" w:bidi="gu-IN"/>
+              </w:rPr>
+            </w:pPr>
+            <w:r>
+              <w:rPr>
+                <w:rFonts w:ascii="Times New Roman" w:eastAsia="Times New Roman" w:hAnsi="Times New Roman" w:cs="Times New Roman"/>
+                <w:sz w:val="24"/>
+                <w:szCs w:val="24"/>
+                <w:lang w:eastAsia="en-IN" w:bidi="gu-IN"/>
+              </w:rPr>
+              <w:t>Learning Representation</w:t>
+            </w:r>
+          </w:p>
+        </w:tc>
+        <w:tc>
+          <w:tcPr>
+            <w:tcW w:w="0" w:type="auto"/>
+            <w:vAlign w:val="center"/>
+            <w:hideMark/>
+          </w:tcPr>
+          <w:p>
+            <w:pPr>
+              <w:spacing w:after="0" w:line="240" w:lineRule="auto"/>
+              <w:jc w:val="center"/>
+              <w:rPr>
+                <w:rFonts w:ascii="Times New Roman" w:eastAsia="Times New Roman" w:hAnsi="Times New Roman" w:cs="Times New Roman"/>
+                <w:sz w:val="24"/>
+                <w:szCs w:val="24"/>
+                <w:lang w:eastAsia="en-IN" w:bidi="gu-IN"/>
+              </w:rPr>
+            </w:pPr>
+            <w:r>
+              <w:rPr>
+                <w:rFonts w:ascii="Times New Roman" w:eastAsia="Times New Roman" w:hAnsi="Times New Roman" w:cs="Times New Roman"/>
+                <w:sz w:val="24"/>
+                <w:szCs w:val="24"/>
+                <w:lang w:eastAsia="en-IN" w:bidi="gu-IN"/>
+              </w:rPr>
+              <w:t>LES</w:t>
+            </w:r>
+          </w:p>
+        </w:tc>
+      </w:tr>
+      <w:tr>
+        <w:trPr>
+          <w:gridAfter w:val="1"/>
+          <w:tblCellSpacing w:w="15" w:type="dxa"/>
+        </w:trPr>
+        <w:tc>
+          <w:tcPr>
+            <w:tcW w:w="0" w:type="auto"/>
+            <w:gridSpan w:val="2"/>
+            <w:vAlign w:val="center"/>
+            <w:hideMark/>
+          </w:tcPr>
+          <w:p>
+            <w:pPr>
+              <w:spacing w:after="0" w:line="240" w:lineRule="auto"/>
+              <w:rPr>
+                <w:rFonts w:ascii="Times New Roman" w:eastAsia="Times New Roman" w:hAnsi="Times New Roman" w:cs="Times New Roman"/>
+                <w:sz w:val="24"/>
+                <w:szCs w:val="24"/>
+                <w:lang w:eastAsia="en-IN" w:bidi="gu-IN"/>
+              </w:rPr>
+            </w:pPr>
+            <w:r>
+              <w:rPr>
+                <w:rFonts w:ascii="Times New Roman" w:eastAsia="Times New Roman" w:hAnsi="Times New Roman" w:cs="Times New Roman"/>
+                <w:sz w:val="24"/>
+                <w:szCs w:val="24"/>
+                <w:lang w:eastAsia="en-IN" w:bidi="gu-IN"/>
+              </w:rPr>
+              <w:t>Experience Hints</w:t>
+            </w:r>
+          </w:p>
+        </w:tc>
+        <w:tc>
+          <w:tcPr>
+            <w:tcW w:w="0" w:type="auto"/>
+            <w:vAlign w:val="center"/>
+            <w:hideMark/>
+          </w:tcPr>
+          <w:p>
+            <w:pPr>
+              <w:spacing w:after="0" w:line="240" w:lineRule="auto"/>
+              <w:jc w:val="center"/>
+              <w:rPr>
+                <w:rFonts w:ascii="Times New Roman" w:eastAsia="Times New Roman" w:hAnsi="Times New Roman" w:cs="Times New Roman"/>
+                <w:sz w:val="24"/>
+                <w:szCs w:val="24"/>
+                <w:lang w:eastAsia="en-IN" w:bidi="gu-IN"/>
+              </w:rPr>
+            </w:pPr>
+            <w:r>
+              <w:rPr>
+                <w:rFonts w:ascii="Times New Roman" w:eastAsia="Times New Roman" w:hAnsi="Times New Roman" w:cs="Times New Roman"/>
+                <w:sz w:val="24"/>
+                <w:szCs w:val="24"/>
+                <w:lang w:eastAsia="en-IN" w:bidi="gu-IN"/>
+              </w:rPr>
+              <w:t>LES</w:t>
+            </w:r>
+          </w:p>
+        </w:tc>
+      </w:tr>
+      <w:tr>
+        <w:trPr>
+          <w:gridAfter w:val="1"/>
+          <w:tblCellSpacing w:w="15" w:type="dxa"/>
+        </w:trPr>
+        <w:tc>
+          <w:tcPr>
+            <w:tcW w:w="0" w:type="auto"/>
+            <w:gridSpan w:val="2"/>
+            <w:vAlign w:val="center"/>
+            <w:hideMark/>
+          </w:tcPr>
+          <w:p>
+            <w:pPr>
+              <w:spacing w:after="0" w:line="240" w:lineRule="auto"/>
+              <w:rPr>
+                <w:rFonts w:ascii="Times New Roman" w:eastAsia="Times New Roman" w:hAnsi="Times New Roman" w:cs="Times New Roman"/>
+                <w:sz w:val="24"/>
+                <w:szCs w:val="24"/>
+                <w:lang w:eastAsia="en-IN" w:bidi="gu-IN"/>
+              </w:rPr>
+            </w:pPr>
+            <w:r>
+              <w:rPr>
+                <w:rFonts w:ascii="Times New Roman" w:eastAsia="Times New Roman" w:hAnsi="Times New Roman" w:cs="Times New Roman"/>
+                <w:sz w:val="24"/>
+                <w:szCs w:val="24"/>
+                <w:lang w:eastAsia="en-IN" w:bidi="gu-IN"/>
+              </w:rPr>
+              <w:t>Experience Constraints</w:t>
+            </w:r>
+          </w:p>
+        </w:tc>
+        <w:tc>
+          <w:tcPr>
+            <w:tcW w:w="0" w:type="auto"/>
+            <w:vAlign w:val="center"/>
+            <w:hideMark/>
+          </w:tcPr>
+          <w:p>
+            <w:pPr>
+              <w:spacing w:after="0" w:line="240" w:lineRule="auto"/>
+              <w:jc w:val="center"/>
+              <w:rPr>
+                <w:rFonts w:ascii="Times New Roman" w:eastAsia="Times New Roman" w:hAnsi="Times New Roman" w:cs="Times New Roman"/>
+                <w:sz w:val="24"/>
+                <w:szCs w:val="24"/>
+                <w:lang w:eastAsia="en-IN" w:bidi="gu-IN"/>
+              </w:rPr>
+            </w:pPr>
+            <w:r>
+              <w:rPr>
+                <w:rFonts w:ascii="Times New Roman" w:eastAsia="Times New Roman" w:hAnsi="Times New Roman" w:cs="Times New Roman"/>
+                <w:sz w:val="24"/>
+                <w:szCs w:val="24"/>
+                <w:lang w:eastAsia="en-IN" w:bidi="gu-IN"/>
+              </w:rPr>
+              <w:t>LES</w:t>
+            </w:r>
+          </w:p>
+        </w:tc>
+      </w:tr>
+      <w:tr>
+        <w:trPr>
+          <w:gridAfter w:val="1"/>
+          <w:tblCellSpacing w:w="15" w:type="dxa"/>
+        </w:trPr>
+        <w:tc>
+          <w:tcPr>
+            <w:tcW w:w="0" w:type="auto"/>
+            <w:gridSpan w:val="2"/>
+            <w:vAlign w:val="center"/>
+            <w:hideMark/>
+          </w:tcPr>
+          <w:p>
+            <w:pPr>
+              <w:spacing w:after="0" w:line="240" w:lineRule="auto"/>
+              <w:rPr>
+                <w:rFonts w:ascii="Times New Roman" w:eastAsia="Times New Roman" w:hAnsi="Times New Roman" w:cs="Times New Roman"/>
+                <w:sz w:val="24"/>
+                <w:szCs w:val="24"/>
+                <w:lang w:eastAsia="en-IN" w:bidi="gu-IN"/>
+              </w:rPr>
+            </w:pPr>
+            <w:r>
+              <w:rPr>
+                <w:rFonts w:ascii="Times New Roman" w:eastAsia="Times New Roman" w:hAnsi="Times New Roman" w:cs="Times New Roman"/>
+                <w:sz w:val="24"/>
+                <w:szCs w:val="24"/>
+                <w:lang w:eastAsia="en-IN" w:bidi="gu-IN"/>
+              </w:rPr>
+              <w:t>Runtime Defaults</w:t>
+            </w:r>
+          </w:p>
+        </w:tc>
+        <w:tc>
+          <w:tcPr>
+            <w:tcW w:w="0" w:type="auto"/>
+            <w:vAlign w:val="center"/>
+            <w:hideMark/>
+          </w:tcPr>
+          <w:p>
+            <w:pPr>
+              <w:spacing w:after="0" w:line="240" w:lineRule="auto"/>
+              <w:jc w:val="center"/>
+              <w:rPr>
+                <w:rFonts w:ascii="Times New Roman" w:eastAsia="Times New Roman" w:hAnsi="Times New Roman" w:cs="Times New Roman"/>
+                <w:sz w:val="24"/>
+                <w:szCs w:val="24"/>
+                <w:lang w:eastAsia="en-IN" w:bidi="gu-IN"/>
+              </w:rPr>
+            </w:pPr>
+            <w:r>
+              <w:rPr>
+                <w:rFonts w:ascii="Times New Roman" w:eastAsia="Times New Roman" w:hAnsi="Times New Roman" w:cs="Times New Roman"/>
+                <w:sz w:val="24"/>
+                <w:szCs w:val="24"/>
+                <w:lang w:eastAsia="en-IN" w:bidi="gu-IN"/>
+              </w:rPr>
+              <w:t>Runtime</w:t>
+            </w:r>
+          </w:p>
+        </w:tc>
+      </w:tr>
+      <w:tr>
+        <w:trPr>
+          <w:gridAfter w:val="1"/>
+          <w:tblCellSpacing w:w="15" w:type="dxa"/>
+        </w:trPr>
+        <w:tc>
+          <w:tcPr>
+            <w:tcW w:w="0" w:type="auto"/>
+            <w:gridSpan w:val="2"/>
+            <w:vAlign w:val="center"/>
+            <w:hideMark/>
+          </w:tcPr>
+          <w:p>
+            <w:pPr>
+              <w:spacing w:after="0" w:line="240" w:lineRule="auto"/>
+              <w:rPr>
+                <w:rFonts w:ascii="Times New Roman" w:eastAsia="Times New Roman" w:hAnsi="Times New Roman" w:cs="Times New Roman"/>
+                <w:sz w:val="24"/>
+                <w:szCs w:val="24"/>
+                <w:lang w:eastAsia="en-IN" w:bidi="gu-IN"/>
+              </w:rPr>
+            </w:pPr>
+            <w:r>
+              <w:rPr>
+                <w:rFonts w:ascii="Times New Roman" w:eastAsia="Times New Roman" w:hAnsi="Times New Roman" w:cs="Times New Roman"/>
+                <w:sz w:val="24"/>
+                <w:szCs w:val="24"/>
+                <w:lang w:eastAsia="en-IN" w:bidi="gu-IN"/>
+              </w:rPr>
+              <w:t>Specification Versions</w:t>
+            </w:r>
+          </w:p>
+        </w:tc>
+        <w:tc>
+          <w:tcPr>
+            <w:tcW w:w="0" w:type="auto"/>
+            <w:vAlign w:val="center"/>
+            <w:hideMark/>
+          </w:tcPr>
+          <w:p>
+            <w:pPr>
+              <w:spacing w:after="0" w:line="240" w:lineRule="auto"/>
+              <w:jc w:val="center"/>
+              <w:rPr>
+                <w:rFonts w:ascii="Times New Roman" w:eastAsia="Times New Roman" w:hAnsi="Times New Roman" w:cs="Times New Roman"/>
+                <w:sz w:val="24"/>
+                <w:szCs w:val="24"/>
+                <w:lang w:eastAsia="en-IN" w:bidi="gu-IN"/>
+              </w:rPr>
+            </w:pPr>
+            <w:r>
+              <w:rPr>
+                <w:rFonts w:ascii="Times New Roman" w:eastAsia="Times New Roman" w:hAnsi="Times New Roman" w:cs="Times New Roman"/>
+                <w:sz w:val="24"/>
+                <w:szCs w:val="24"/>
+                <w:lang w:eastAsia="en-IN" w:bidi="gu-IN"/>
+              </w:rPr>
+              <w:t>Runtime</w:t>
+            </w:r>
+          </w:p>
+        </w:tc>
+      </w:tr>
     </w:tbl>
     <w:p>
       <w:pPr>
@@ -2174,6 +2660,7 @@
           <w:szCs w:val="24"/>
           <w:lang w:eastAsia="en-IN" w:bidi="gu-IN"/>
         </w:rPr>
+        <w:lastRenderedPageBreak/>
         <w:t>Traceability Metadata.</w:t>
       </w:r>
     </w:p>
@@ -2199,6 +2686,170 @@
           <w:lang w:eastAsia="en-IN" w:bidi="gu-IN"/>
         </w:rPr>
         <w:t>Execution Log.</w:t>
+      </w:r>
+    </w:p>
+    <w:p>
+      <w:pPr>
+        <w:numPr>
+          <w:ilvl w:val="0"/>
+          <w:numId w:val="3"/>
+        </w:numPr>
+        <w:spacing w:before="100" w:beforeAutospacing="1" w:after="100" w:afterAutospacing="1" w:line="240" w:lineRule="auto"/>
+        <w:rPr>
+          <w:rFonts w:ascii="Times New Roman" w:eastAsia="Times New Roman" w:hAnsi="Times New Roman" w:cs="Times New Roman"/>
+          <w:sz w:val="24"/>
+          <w:szCs w:val="24"/>
+          <w:lang w:eastAsia="en-IN" w:bidi="gu-IN"/>
+        </w:rPr>
+      </w:pPr>
+      <w:r>
+        <w:rPr>
+          <w:rFonts w:ascii="Times New Roman" w:eastAsia="Times New Roman" w:hAnsi="Times New Roman" w:cs="Times New Roman"/>
+          <w:sz w:val="24"/>
+          <w:szCs w:val="24"/>
+          <w:lang w:eastAsia="en-IN" w:bidi="gu-IN"/>
+        </w:rPr>
+        <w:t>Resolved Educational Context</w:t>
+      </w:r>
+    </w:p>
+    <w:p>
+      <w:pPr>
+        <w:numPr>
+          <w:ilvl w:val="0"/>
+          <w:numId w:val="3"/>
+        </w:numPr>
+        <w:spacing w:before="100" w:beforeAutospacing="1" w:after="100" w:afterAutospacing="1" w:line="240" w:lineRule="auto"/>
+        <w:rPr>
+          <w:rFonts w:ascii="Times New Roman" w:eastAsia="Times New Roman" w:hAnsi="Times New Roman" w:cs="Times New Roman"/>
+          <w:sz w:val="24"/>
+          <w:szCs w:val="24"/>
+          <w:lang w:eastAsia="en-IN" w:bidi="gu-IN"/>
+        </w:rPr>
+      </w:pPr>
+      <w:r>
+        <w:rPr>
+          <w:rFonts w:ascii="Times New Roman" w:eastAsia="Times New Roman" w:hAnsi="Times New Roman" w:cs="Times New Roman"/>
+          <w:sz w:val="24"/>
+          <w:szCs w:val="24"/>
+          <w:lang w:eastAsia="en-IN" w:bidi="gu-IN"/>
+        </w:rPr>
+        <w:t>Runtime Decision Metadata</w:t>
+      </w:r>
+    </w:p>
+    <w:p>
+      <w:pPr>
+        <w:spacing w:before="100" w:beforeAutospacing="1" w:after="100" w:afterAutospacing="1" w:line="240" w:lineRule="auto"/>
+        <w:rPr>
+          <w:rFonts w:ascii="Times New Roman" w:eastAsia="Times New Roman" w:hAnsi="Times New Roman" w:cs="Times New Roman"/>
+          <w:sz w:val="24"/>
+          <w:szCs w:val="24"/>
+          <w:lang w:eastAsia="en-IN" w:bidi="gu-IN"/>
+        </w:rPr>
+      </w:pPr>
+      <w:r>
+        <w:rPr>
+          <w:rFonts w:ascii="Times New Roman" w:eastAsia="Times New Roman" w:hAnsi="Times New Roman" w:cs="Times New Roman"/>
+          <w:sz w:val="24"/>
+          <w:szCs w:val="24"/>
+          <w:lang w:eastAsia="en-IN" w:bidi="gu-IN"/>
+        </w:rPr>
+        <w:t>Runtime Decision Metadata records:</w:t>
+      </w:r>
+    </w:p>
+    <w:p>
+      <w:pPr>
+        <w:numPr>
+          <w:ilvl w:val="0"/>
+          <w:numId w:val="3"/>
+        </w:numPr>
+        <w:spacing w:before="100" w:beforeAutospacing="1" w:after="100" w:afterAutospacing="1" w:line="240" w:lineRule="auto"/>
+        <w:rPr>
+          <w:rFonts w:ascii="Times New Roman" w:eastAsia="Times New Roman" w:hAnsi="Times New Roman" w:cs="Times New Roman"/>
+          <w:sz w:val="24"/>
+          <w:szCs w:val="24"/>
+          <w:lang w:eastAsia="en-IN" w:bidi="gu-IN"/>
+        </w:rPr>
+      </w:pPr>
+      <w:r>
+        <w:rPr>
+          <w:rFonts w:ascii="Times New Roman" w:eastAsia="Times New Roman" w:hAnsi="Times New Roman" w:cs="Times New Roman"/>
+          <w:sz w:val="24"/>
+          <w:szCs w:val="24"/>
+          <w:lang w:eastAsia="en-IN" w:bidi="gu-IN"/>
+        </w:rPr>
+        <w:t xml:space="preserve">representation selected </w:t>
+      </w:r>
+    </w:p>
+    <w:p>
+      <w:pPr>
+        <w:numPr>
+          <w:ilvl w:val="0"/>
+          <w:numId w:val="3"/>
+        </w:numPr>
+        <w:spacing w:before="100" w:beforeAutospacing="1" w:after="100" w:afterAutospacing="1" w:line="240" w:lineRule="auto"/>
+        <w:rPr>
+          <w:rFonts w:ascii="Times New Roman" w:eastAsia="Times New Roman" w:hAnsi="Times New Roman" w:cs="Times New Roman"/>
+          <w:sz w:val="24"/>
+          <w:szCs w:val="24"/>
+          <w:lang w:eastAsia="en-IN" w:bidi="gu-IN"/>
+        </w:rPr>
+      </w:pPr>
+      <w:r>
+        <w:rPr>
+          <w:rFonts w:ascii="Times New Roman" w:eastAsia="Times New Roman" w:hAnsi="Times New Roman" w:cs="Times New Roman"/>
+          <w:sz w:val="24"/>
+          <w:szCs w:val="24"/>
+          <w:lang w:eastAsia="en-IN" w:bidi="gu-IN"/>
+        </w:rPr>
+        <w:t xml:space="preserve">defaults applied </w:t>
+      </w:r>
+    </w:p>
+    <w:p>
+      <w:pPr>
+        <w:numPr>
+          <w:ilvl w:val="0"/>
+          <w:numId w:val="3"/>
+        </w:numPr>
+        <w:spacing w:before="100" w:beforeAutospacing="1" w:after="100" w:afterAutospacing="1" w:line="240" w:lineRule="auto"/>
+        <w:rPr>
+          <w:rFonts w:ascii="Times New Roman" w:eastAsia="Times New Roman" w:hAnsi="Times New Roman" w:cs="Times New Roman"/>
+          <w:sz w:val="24"/>
+          <w:szCs w:val="24"/>
+          <w:lang w:eastAsia="en-IN" w:bidi="gu-IN"/>
+        </w:rPr>
+      </w:pPr>
+      <w:r>
+        <w:rPr>
+          <w:rFonts w:ascii="Times New Roman" w:eastAsia="Times New Roman" w:hAnsi="Times New Roman" w:cs="Times New Roman"/>
+          <w:sz w:val="24"/>
+          <w:szCs w:val="24"/>
+          <w:lang w:eastAsia="en-IN" w:bidi="gu-IN"/>
+        </w:rPr>
+        <w:t xml:space="preserve">optimizations performed </w:t>
+      </w:r>
+    </w:p>
+    <w:p>
+      <w:pPr>
+        <w:numPr>
+          <w:ilvl w:val="0"/>
+          <w:numId w:val="3"/>
+        </w:numPr>
+        <w:spacing w:before="100" w:beforeAutospacing="1" w:after="100" w:afterAutospacing="1" w:line="240" w:lineRule="auto"/>
+        <w:rPr>
+          <w:rFonts w:ascii="Times New Roman" w:eastAsia="Times New Roman" w:hAnsi="Times New Roman" w:cs="Times New Roman"/>
+          <w:sz w:val="24"/>
+          <w:szCs w:val="24"/>
+          <w:lang w:eastAsia="en-IN" w:bidi="gu-IN"/>
+        </w:rPr>
+      </w:pPr>
+      <w:r>
+        <w:rPr>
+          <w:rFonts w:ascii="Times New Roman" w:eastAsia="Times New Roman" w:hAnsi="Times New Roman" w:cs="Times New Roman"/>
+          <w:sz w:val="24"/>
+          <w:szCs w:val="24"/>
+          <w:lang w:eastAsia="en-IN" w:bidi="gu-IN"/>
+        </w:rPr>
+        <w:t>compatibility decisions</w:t>
       </w:r>
     </w:p>
     <w:p>
@@ -2325,8 +2976,7 @@
           <w:szCs w:val="20"/>
           <w:lang w:eastAsia="en-IN" w:bidi="gu-IN"/>
         </w:rPr>
-        <w:lastRenderedPageBreak/>
-        <w:t>Input</w:t>
+        <w:t>Receive LES Request</w:t>
       </w:r>
     </w:p>
     <w:p>
@@ -2357,15 +3007,6 @@
           <w:lang w:eastAsia="en-IN" w:bidi="gu-IN"/>
         </w:rPr>
       </w:pPr>
-      <w:r>
-        <w:rPr>
-          <w:rFonts w:ascii="Courier New" w:eastAsia="Times New Roman" w:hAnsi="Courier New" w:cs="Courier New"/>
-          <w:sz w:val="20"/>
-          <w:szCs w:val="20"/>
-          <w:lang w:eastAsia="en-IN" w:bidi="gu-IN"/>
-        </w:rPr>
-        <w:t xml:space="preserve">  ↓</w:t>
-      </w:r>
     </w:p>
     <w:p>
       <w:pPr>
@@ -2402,7 +3043,7 @@
           <w:szCs w:val="20"/>
           <w:lang w:eastAsia="en-IN" w:bidi="gu-IN"/>
         </w:rPr>
-        <w:t>Misconception Engine</w:t>
+        <w:t>↓</w:t>
       </w:r>
     </w:p>
     <w:p>
@@ -2433,15 +3074,6 @@
           <w:lang w:eastAsia="en-IN" w:bidi="gu-IN"/>
         </w:rPr>
       </w:pPr>
-      <w:r>
-        <w:rPr>
-          <w:rFonts w:ascii="Courier New" w:eastAsia="Times New Roman" w:hAnsi="Courier New" w:cs="Courier New"/>
-          <w:sz w:val="20"/>
-          <w:szCs w:val="20"/>
-          <w:lang w:eastAsia="en-IN" w:bidi="gu-IN"/>
-        </w:rPr>
-        <w:t xml:space="preserve">  ↓</w:t>
-      </w:r>
     </w:p>
     <w:p>
       <w:pPr>
@@ -2478,7 +3110,7 @@
           <w:szCs w:val="20"/>
           <w:lang w:eastAsia="en-IN" w:bidi="gu-IN"/>
         </w:rPr>
-        <w:t>Mental Model Engine</w:t>
+        <w:t>Validate LES</w:t>
       </w:r>
     </w:p>
     <w:p>
@@ -2509,15 +3141,6 @@
           <w:lang w:eastAsia="en-IN" w:bidi="gu-IN"/>
         </w:rPr>
       </w:pPr>
-      <w:r>
-        <w:rPr>
-          <w:rFonts w:ascii="Courier New" w:eastAsia="Times New Roman" w:hAnsi="Courier New" w:cs="Courier New"/>
-          <w:sz w:val="20"/>
-          <w:szCs w:val="20"/>
-          <w:lang w:eastAsia="en-IN" w:bidi="gu-IN"/>
-        </w:rPr>
-        <w:t xml:space="preserve">  ↓</w:t>
-      </w:r>
     </w:p>
     <w:p>
       <w:pPr>
@@ -2554,7 +3177,7 @@
           <w:szCs w:val="20"/>
           <w:lang w:eastAsia="en-IN" w:bidi="gu-IN"/>
         </w:rPr>
-        <w:t>Scenario Intelligence Engine</w:t>
+        <w:t>↓</w:t>
       </w:r>
     </w:p>
     <w:p>
@@ -2585,15 +3208,6 @@
           <w:lang w:eastAsia="en-IN" w:bidi="gu-IN"/>
         </w:rPr>
       </w:pPr>
-      <w:r>
-        <w:rPr>
-          <w:rFonts w:ascii="Courier New" w:eastAsia="Times New Roman" w:hAnsi="Courier New" w:cs="Courier New"/>
-          <w:sz w:val="20"/>
-          <w:szCs w:val="20"/>
-          <w:lang w:eastAsia="en-IN" w:bidi="gu-IN"/>
-        </w:rPr>
-        <w:t xml:space="preserve">  ↓</w:t>
-      </w:r>
     </w:p>
     <w:p>
       <w:pPr>
@@ -2630,7 +3244,7 @@
           <w:szCs w:val="20"/>
           <w:lang w:eastAsia="en-IN" w:bidi="gu-IN"/>
         </w:rPr>
-        <w:t>Pattern Mapping Engine</w:t>
+        <w:t>Normalize Request</w:t>
       </w:r>
     </w:p>
     <w:p>
@@ -2661,15 +3275,6 @@
           <w:lang w:eastAsia="en-IN" w:bidi="gu-IN"/>
         </w:rPr>
       </w:pPr>
-      <w:r>
-        <w:rPr>
-          <w:rFonts w:ascii="Courier New" w:eastAsia="Times New Roman" w:hAnsi="Courier New" w:cs="Courier New"/>
-          <w:sz w:val="20"/>
-          <w:szCs w:val="20"/>
-          <w:lang w:eastAsia="en-IN" w:bidi="gu-IN"/>
-        </w:rPr>
-        <w:t xml:space="preserve">  ↓</w:t>
-      </w:r>
     </w:p>
     <w:p>
       <w:pPr>
@@ -2706,7 +3311,7 @@
           <w:szCs w:val="20"/>
           <w:lang w:eastAsia="en-IN" w:bidi="gu-IN"/>
         </w:rPr>
-        <w:t>Episode Generation Engine</w:t>
+        <w:t>↓</w:t>
       </w:r>
     </w:p>
     <w:p>
@@ -2737,15 +3342,6 @@
           <w:lang w:eastAsia="en-IN" w:bidi="gu-IN"/>
         </w:rPr>
       </w:pPr>
-      <w:r>
-        <w:rPr>
-          <w:rFonts w:ascii="Courier New" w:eastAsia="Times New Roman" w:hAnsi="Courier New" w:cs="Courier New"/>
-          <w:sz w:val="20"/>
-          <w:szCs w:val="20"/>
-          <w:lang w:eastAsia="en-IN" w:bidi="gu-IN"/>
-        </w:rPr>
-        <w:t xml:space="preserve">  ↓</w:t>
-      </w:r>
     </w:p>
     <w:p>
       <w:pPr>
@@ -2782,7 +3378,7 @@
           <w:szCs w:val="20"/>
           <w:lang w:eastAsia="en-IN" w:bidi="gu-IN"/>
         </w:rPr>
-        <w:t>Production Engine (optional)</w:t>
+        <w:t>Educational Optimization</w:t>
       </w:r>
     </w:p>
     <w:p>
@@ -2813,15 +3409,6 @@
           <w:lang w:eastAsia="en-IN" w:bidi="gu-IN"/>
         </w:rPr>
       </w:pPr>
-      <w:r>
-        <w:rPr>
-          <w:rFonts w:ascii="Courier New" w:eastAsia="Times New Roman" w:hAnsi="Courier New" w:cs="Courier New"/>
-          <w:sz w:val="20"/>
-          <w:szCs w:val="20"/>
-          <w:lang w:eastAsia="en-IN" w:bidi="gu-IN"/>
-        </w:rPr>
-        <w:t xml:space="preserve">  ↓</w:t>
-      </w:r>
     </w:p>
     <w:p>
       <w:pPr>
@@ -2858,7 +3445,7 @@
           <w:szCs w:val="20"/>
           <w:lang w:eastAsia="en-IN" w:bidi="gu-IN"/>
         </w:rPr>
-        <w:t>Quality Engine</w:t>
+        <w:t>↓</w:t>
       </w:r>
     </w:p>
     <w:p>
@@ -2889,15 +3476,6 @@
           <w:lang w:eastAsia="en-IN" w:bidi="gu-IN"/>
         </w:rPr>
       </w:pPr>
-      <w:r>
-        <w:rPr>
-          <w:rFonts w:ascii="Courier New" w:eastAsia="Times New Roman" w:hAnsi="Courier New" w:cs="Courier New"/>
-          <w:sz w:val="20"/>
-          <w:szCs w:val="20"/>
-          <w:lang w:eastAsia="en-IN" w:bidi="gu-IN"/>
-        </w:rPr>
-        <w:t xml:space="preserve">  ↓</w:t>
-      </w:r>
     </w:p>
     <w:p>
       <w:pPr>
@@ -2934,6 +3512,681 @@
           <w:szCs w:val="20"/>
           <w:lang w:eastAsia="en-IN" w:bidi="gu-IN"/>
         </w:rPr>
+        <w:t>Construct CKMS Context</w:t>
+      </w:r>
+    </w:p>
+    <w:p>
+      <w:pPr>
+        <w:tabs>
+          <w:tab w:val="left" w:pos="916"/>
+          <w:tab w:val="left" w:pos="1832"/>
+          <w:tab w:val="left" w:pos="2748"/>
+          <w:tab w:val="left" w:pos="3664"/>
+          <w:tab w:val="left" w:pos="4580"/>
+          <w:tab w:val="left" w:pos="5496"/>
+          <w:tab w:val="left" w:pos="6412"/>
+          <w:tab w:val="left" w:pos="7328"/>
+          <w:tab w:val="left" w:pos="8244"/>
+          <w:tab w:val="left" w:pos="9160"/>
+          <w:tab w:val="left" w:pos="10076"/>
+          <w:tab w:val="left" w:pos="10992"/>
+          <w:tab w:val="left" w:pos="11908"/>
+          <w:tab w:val="left" w:pos="12824"/>
+          <w:tab w:val="left" w:pos="13740"/>
+          <w:tab w:val="left" w:pos="14656"/>
+        </w:tabs>
+        <w:spacing w:after="0" w:line="240" w:lineRule="auto"/>
+        <w:rPr>
+          <w:rFonts w:ascii="Courier New" w:eastAsia="Times New Roman" w:hAnsi="Courier New" w:cs="Courier New"/>
+          <w:sz w:val="20"/>
+          <w:szCs w:val="20"/>
+          <w:lang w:eastAsia="en-IN" w:bidi="gu-IN"/>
+        </w:rPr>
+      </w:pPr>
+    </w:p>
+    <w:p>
+      <w:pPr>
+        <w:tabs>
+          <w:tab w:val="left" w:pos="916"/>
+          <w:tab w:val="left" w:pos="1832"/>
+          <w:tab w:val="left" w:pos="2748"/>
+          <w:tab w:val="left" w:pos="3664"/>
+          <w:tab w:val="left" w:pos="4580"/>
+          <w:tab w:val="left" w:pos="5496"/>
+          <w:tab w:val="left" w:pos="6412"/>
+          <w:tab w:val="left" w:pos="7328"/>
+          <w:tab w:val="left" w:pos="8244"/>
+          <w:tab w:val="left" w:pos="9160"/>
+          <w:tab w:val="left" w:pos="10076"/>
+          <w:tab w:val="left" w:pos="10992"/>
+          <w:tab w:val="left" w:pos="11908"/>
+          <w:tab w:val="left" w:pos="12824"/>
+          <w:tab w:val="left" w:pos="13740"/>
+          <w:tab w:val="left" w:pos="14656"/>
+        </w:tabs>
+        <w:spacing w:after="0" w:line="240" w:lineRule="auto"/>
+        <w:rPr>
+          <w:rFonts w:ascii="Courier New" w:eastAsia="Times New Roman" w:hAnsi="Courier New" w:cs="Courier New"/>
+          <w:sz w:val="20"/>
+          <w:szCs w:val="20"/>
+          <w:lang w:eastAsia="en-IN" w:bidi="gu-IN"/>
+        </w:rPr>
+      </w:pPr>
+      <w:r>
+        <w:rPr>
+          <w:rFonts w:ascii="Courier New" w:eastAsia="Times New Roman" w:hAnsi="Courier New" w:cs="Courier New"/>
+          <w:sz w:val="20"/>
+          <w:szCs w:val="20"/>
+          <w:lang w:eastAsia="en-IN" w:bidi="gu-IN"/>
+        </w:rPr>
+        <w:t>↓</w:t>
+      </w:r>
+    </w:p>
+    <w:p>
+      <w:pPr>
+        <w:tabs>
+          <w:tab w:val="left" w:pos="916"/>
+          <w:tab w:val="left" w:pos="1832"/>
+          <w:tab w:val="left" w:pos="2748"/>
+          <w:tab w:val="left" w:pos="3664"/>
+          <w:tab w:val="left" w:pos="4580"/>
+          <w:tab w:val="left" w:pos="5496"/>
+          <w:tab w:val="left" w:pos="6412"/>
+          <w:tab w:val="left" w:pos="7328"/>
+          <w:tab w:val="left" w:pos="8244"/>
+          <w:tab w:val="left" w:pos="9160"/>
+          <w:tab w:val="left" w:pos="10076"/>
+          <w:tab w:val="left" w:pos="10992"/>
+          <w:tab w:val="left" w:pos="11908"/>
+          <w:tab w:val="left" w:pos="12824"/>
+          <w:tab w:val="left" w:pos="13740"/>
+          <w:tab w:val="left" w:pos="14656"/>
+        </w:tabs>
+        <w:spacing w:after="0" w:line="240" w:lineRule="auto"/>
+        <w:rPr>
+          <w:rFonts w:ascii="Courier New" w:eastAsia="Times New Roman" w:hAnsi="Courier New" w:cs="Courier New"/>
+          <w:sz w:val="20"/>
+          <w:szCs w:val="20"/>
+          <w:lang w:eastAsia="en-IN" w:bidi="gu-IN"/>
+        </w:rPr>
+      </w:pPr>
+      <w:r>
+        <w:rPr>
+          <w:rFonts w:ascii="Courier New" w:eastAsia="Times New Roman" w:hAnsi="Courier New" w:cs="Courier New"/>
+          <w:sz w:val="20"/>
+          <w:szCs w:val="20"/>
+          <w:lang w:eastAsia="en-IN" w:bidi="gu-IN"/>
+        </w:rPr>
+        <w:t xml:space="preserve">  ↓</w:t>
+      </w:r>
+    </w:p>
+    <w:p>
+      <w:pPr>
+        <w:tabs>
+          <w:tab w:val="left" w:pos="916"/>
+          <w:tab w:val="left" w:pos="1832"/>
+          <w:tab w:val="left" w:pos="2748"/>
+          <w:tab w:val="left" w:pos="3664"/>
+          <w:tab w:val="left" w:pos="4580"/>
+          <w:tab w:val="left" w:pos="5496"/>
+          <w:tab w:val="left" w:pos="6412"/>
+          <w:tab w:val="left" w:pos="7328"/>
+          <w:tab w:val="left" w:pos="8244"/>
+          <w:tab w:val="left" w:pos="9160"/>
+          <w:tab w:val="left" w:pos="10076"/>
+          <w:tab w:val="left" w:pos="10992"/>
+          <w:tab w:val="left" w:pos="11908"/>
+          <w:tab w:val="left" w:pos="12824"/>
+          <w:tab w:val="left" w:pos="13740"/>
+          <w:tab w:val="left" w:pos="14656"/>
+        </w:tabs>
+        <w:spacing w:after="0" w:line="240" w:lineRule="auto"/>
+        <w:rPr>
+          <w:rFonts w:ascii="Courier New" w:eastAsia="Times New Roman" w:hAnsi="Courier New" w:cs="Courier New"/>
+          <w:sz w:val="20"/>
+          <w:szCs w:val="20"/>
+          <w:lang w:eastAsia="en-IN" w:bidi="gu-IN"/>
+        </w:rPr>
+      </w:pPr>
+      <w:r>
+        <w:rPr>
+          <w:rFonts w:ascii="Courier New" w:eastAsia="Times New Roman" w:hAnsi="Courier New" w:cs="Courier New"/>
+          <w:sz w:val="20"/>
+          <w:szCs w:val="20"/>
+          <w:lang w:eastAsia="en-IN" w:bidi="gu-IN"/>
+        </w:rPr>
+        <w:t>Misconception Engine</w:t>
+      </w:r>
+    </w:p>
+    <w:p>
+      <w:pPr>
+        <w:tabs>
+          <w:tab w:val="left" w:pos="916"/>
+          <w:tab w:val="left" w:pos="1832"/>
+          <w:tab w:val="left" w:pos="2748"/>
+          <w:tab w:val="left" w:pos="3664"/>
+          <w:tab w:val="left" w:pos="4580"/>
+          <w:tab w:val="left" w:pos="5496"/>
+          <w:tab w:val="left" w:pos="6412"/>
+          <w:tab w:val="left" w:pos="7328"/>
+          <w:tab w:val="left" w:pos="8244"/>
+          <w:tab w:val="left" w:pos="9160"/>
+          <w:tab w:val="left" w:pos="10076"/>
+          <w:tab w:val="left" w:pos="10992"/>
+          <w:tab w:val="left" w:pos="11908"/>
+          <w:tab w:val="left" w:pos="12824"/>
+          <w:tab w:val="left" w:pos="13740"/>
+          <w:tab w:val="left" w:pos="14656"/>
+        </w:tabs>
+        <w:spacing w:after="0" w:line="240" w:lineRule="auto"/>
+        <w:rPr>
+          <w:rFonts w:ascii="Courier New" w:eastAsia="Times New Roman" w:hAnsi="Courier New" w:cs="Courier New"/>
+          <w:sz w:val="20"/>
+          <w:szCs w:val="20"/>
+          <w:lang w:eastAsia="en-IN" w:bidi="gu-IN"/>
+        </w:rPr>
+      </w:pPr>
+      <w:r>
+        <w:rPr>
+          <w:rFonts w:ascii="Courier New" w:eastAsia="Times New Roman" w:hAnsi="Courier New" w:cs="Courier New"/>
+          <w:sz w:val="20"/>
+          <w:szCs w:val="20"/>
+          <w:lang w:eastAsia="en-IN" w:bidi="gu-IN"/>
+        </w:rPr>
+        <w:t xml:space="preserve">  ↓</w:t>
+      </w:r>
+    </w:p>
+    <w:p>
+      <w:pPr>
+        <w:tabs>
+          <w:tab w:val="left" w:pos="916"/>
+          <w:tab w:val="left" w:pos="1832"/>
+          <w:tab w:val="left" w:pos="2748"/>
+          <w:tab w:val="left" w:pos="3664"/>
+          <w:tab w:val="left" w:pos="4580"/>
+          <w:tab w:val="left" w:pos="5496"/>
+          <w:tab w:val="left" w:pos="6412"/>
+          <w:tab w:val="left" w:pos="7328"/>
+          <w:tab w:val="left" w:pos="8244"/>
+          <w:tab w:val="left" w:pos="9160"/>
+          <w:tab w:val="left" w:pos="10076"/>
+          <w:tab w:val="left" w:pos="10992"/>
+          <w:tab w:val="left" w:pos="11908"/>
+          <w:tab w:val="left" w:pos="12824"/>
+          <w:tab w:val="left" w:pos="13740"/>
+          <w:tab w:val="left" w:pos="14656"/>
+        </w:tabs>
+        <w:spacing w:after="0" w:line="240" w:lineRule="auto"/>
+        <w:rPr>
+          <w:rFonts w:ascii="Courier New" w:eastAsia="Times New Roman" w:hAnsi="Courier New" w:cs="Courier New"/>
+          <w:sz w:val="20"/>
+          <w:szCs w:val="20"/>
+          <w:lang w:eastAsia="en-IN" w:bidi="gu-IN"/>
+        </w:rPr>
+      </w:pPr>
+      <w:r>
+        <w:rPr>
+          <w:rFonts w:ascii="Courier New" w:eastAsia="Times New Roman" w:hAnsi="Courier New" w:cs="Courier New"/>
+          <w:sz w:val="20"/>
+          <w:szCs w:val="20"/>
+          <w:lang w:eastAsia="en-IN" w:bidi="gu-IN"/>
+        </w:rPr>
+        <w:t>Mental Model Engine</w:t>
+      </w:r>
+    </w:p>
+    <w:p>
+      <w:pPr>
+        <w:tabs>
+          <w:tab w:val="left" w:pos="916"/>
+          <w:tab w:val="left" w:pos="1832"/>
+          <w:tab w:val="left" w:pos="2748"/>
+          <w:tab w:val="left" w:pos="3664"/>
+          <w:tab w:val="left" w:pos="4580"/>
+          <w:tab w:val="left" w:pos="5496"/>
+          <w:tab w:val="left" w:pos="6412"/>
+          <w:tab w:val="left" w:pos="7328"/>
+          <w:tab w:val="left" w:pos="8244"/>
+          <w:tab w:val="left" w:pos="9160"/>
+          <w:tab w:val="left" w:pos="10076"/>
+          <w:tab w:val="left" w:pos="10992"/>
+          <w:tab w:val="left" w:pos="11908"/>
+          <w:tab w:val="left" w:pos="12824"/>
+          <w:tab w:val="left" w:pos="13740"/>
+          <w:tab w:val="left" w:pos="14656"/>
+        </w:tabs>
+        <w:spacing w:after="0" w:line="240" w:lineRule="auto"/>
+        <w:rPr>
+          <w:rFonts w:ascii="Courier New" w:eastAsia="Times New Roman" w:hAnsi="Courier New" w:cs="Courier New"/>
+          <w:sz w:val="20"/>
+          <w:szCs w:val="20"/>
+          <w:lang w:eastAsia="en-IN" w:bidi="gu-IN"/>
+        </w:rPr>
+      </w:pPr>
+      <w:r>
+        <w:rPr>
+          <w:rFonts w:ascii="Courier New" w:eastAsia="Times New Roman" w:hAnsi="Courier New" w:cs="Courier New"/>
+          <w:sz w:val="20"/>
+          <w:szCs w:val="20"/>
+          <w:lang w:eastAsia="en-IN" w:bidi="gu-IN"/>
+        </w:rPr>
+        <w:t xml:space="preserve">  ↓</w:t>
+      </w:r>
+    </w:p>
+    <w:p>
+      <w:pPr>
+        <w:tabs>
+          <w:tab w:val="left" w:pos="916"/>
+          <w:tab w:val="left" w:pos="1832"/>
+          <w:tab w:val="left" w:pos="2748"/>
+          <w:tab w:val="left" w:pos="3664"/>
+          <w:tab w:val="left" w:pos="4580"/>
+          <w:tab w:val="left" w:pos="5496"/>
+          <w:tab w:val="left" w:pos="6412"/>
+          <w:tab w:val="left" w:pos="7328"/>
+          <w:tab w:val="left" w:pos="8244"/>
+          <w:tab w:val="left" w:pos="9160"/>
+          <w:tab w:val="left" w:pos="10076"/>
+          <w:tab w:val="left" w:pos="10992"/>
+          <w:tab w:val="left" w:pos="11908"/>
+          <w:tab w:val="left" w:pos="12824"/>
+          <w:tab w:val="left" w:pos="13740"/>
+          <w:tab w:val="left" w:pos="14656"/>
+        </w:tabs>
+        <w:spacing w:after="0" w:line="240" w:lineRule="auto"/>
+        <w:rPr>
+          <w:rFonts w:ascii="Courier New" w:eastAsia="Times New Roman" w:hAnsi="Courier New" w:cs="Courier New"/>
+          <w:sz w:val="20"/>
+          <w:szCs w:val="20"/>
+          <w:lang w:eastAsia="en-IN" w:bidi="gu-IN"/>
+        </w:rPr>
+      </w:pPr>
+      <w:r>
+        <w:rPr>
+          <w:rFonts w:ascii="Courier New" w:eastAsia="Times New Roman" w:hAnsi="Courier New" w:cs="Courier New"/>
+          <w:sz w:val="20"/>
+          <w:szCs w:val="20"/>
+          <w:lang w:eastAsia="en-IN" w:bidi="gu-IN"/>
+        </w:rPr>
+        <w:t>Scenario Intelligence Engine</w:t>
+      </w:r>
+    </w:p>
+    <w:p>
+      <w:pPr>
+        <w:tabs>
+          <w:tab w:val="left" w:pos="916"/>
+          <w:tab w:val="left" w:pos="1832"/>
+          <w:tab w:val="left" w:pos="2748"/>
+          <w:tab w:val="left" w:pos="3664"/>
+          <w:tab w:val="left" w:pos="4580"/>
+          <w:tab w:val="left" w:pos="5496"/>
+          <w:tab w:val="left" w:pos="6412"/>
+          <w:tab w:val="left" w:pos="7328"/>
+          <w:tab w:val="left" w:pos="8244"/>
+          <w:tab w:val="left" w:pos="9160"/>
+          <w:tab w:val="left" w:pos="10076"/>
+          <w:tab w:val="left" w:pos="10992"/>
+          <w:tab w:val="left" w:pos="11908"/>
+          <w:tab w:val="left" w:pos="12824"/>
+          <w:tab w:val="left" w:pos="13740"/>
+          <w:tab w:val="left" w:pos="14656"/>
+        </w:tabs>
+        <w:spacing w:after="0" w:line="240" w:lineRule="auto"/>
+        <w:rPr>
+          <w:rFonts w:ascii="Courier New" w:eastAsia="Times New Roman" w:hAnsi="Courier New" w:cs="Courier New"/>
+          <w:sz w:val="20"/>
+          <w:szCs w:val="20"/>
+          <w:lang w:eastAsia="en-IN" w:bidi="gu-IN"/>
+        </w:rPr>
+      </w:pPr>
+      <w:r>
+        <w:rPr>
+          <w:rFonts w:ascii="Courier New" w:eastAsia="Times New Roman" w:hAnsi="Courier New" w:cs="Courier New"/>
+          <w:sz w:val="20"/>
+          <w:szCs w:val="20"/>
+          <w:lang w:eastAsia="en-IN" w:bidi="gu-IN"/>
+        </w:rPr>
+        <w:t xml:space="preserve">  ↓</w:t>
+      </w:r>
+    </w:p>
+    <w:p>
+      <w:pPr>
+        <w:tabs>
+          <w:tab w:val="left" w:pos="916"/>
+          <w:tab w:val="left" w:pos="1832"/>
+          <w:tab w:val="left" w:pos="2748"/>
+          <w:tab w:val="left" w:pos="3664"/>
+          <w:tab w:val="left" w:pos="4580"/>
+          <w:tab w:val="left" w:pos="5496"/>
+          <w:tab w:val="left" w:pos="6412"/>
+          <w:tab w:val="left" w:pos="7328"/>
+          <w:tab w:val="left" w:pos="8244"/>
+          <w:tab w:val="left" w:pos="9160"/>
+          <w:tab w:val="left" w:pos="10076"/>
+          <w:tab w:val="left" w:pos="10992"/>
+          <w:tab w:val="left" w:pos="11908"/>
+          <w:tab w:val="left" w:pos="12824"/>
+          <w:tab w:val="left" w:pos="13740"/>
+          <w:tab w:val="left" w:pos="14656"/>
+        </w:tabs>
+        <w:spacing w:after="0" w:line="240" w:lineRule="auto"/>
+        <w:rPr>
+          <w:rFonts w:ascii="Courier New" w:eastAsia="Times New Roman" w:hAnsi="Courier New" w:cs="Courier New"/>
+          <w:sz w:val="20"/>
+          <w:szCs w:val="20"/>
+          <w:lang w:eastAsia="en-IN" w:bidi="gu-IN"/>
+        </w:rPr>
+      </w:pPr>
+      <w:r>
+        <w:rPr>
+          <w:rFonts w:ascii="Courier New" w:eastAsia="Times New Roman" w:hAnsi="Courier New" w:cs="Courier New"/>
+          <w:sz w:val="20"/>
+          <w:szCs w:val="20"/>
+          <w:lang w:eastAsia="en-IN" w:bidi="gu-IN"/>
+        </w:rPr>
+        <w:t>Pattern Mapping Engine</w:t>
+      </w:r>
+    </w:p>
+    <w:p>
+      <w:pPr>
+        <w:tabs>
+          <w:tab w:val="left" w:pos="916"/>
+          <w:tab w:val="left" w:pos="1832"/>
+          <w:tab w:val="left" w:pos="2748"/>
+          <w:tab w:val="left" w:pos="3664"/>
+          <w:tab w:val="left" w:pos="4580"/>
+          <w:tab w:val="left" w:pos="5496"/>
+          <w:tab w:val="left" w:pos="6412"/>
+          <w:tab w:val="left" w:pos="7328"/>
+          <w:tab w:val="left" w:pos="8244"/>
+          <w:tab w:val="left" w:pos="9160"/>
+          <w:tab w:val="left" w:pos="10076"/>
+          <w:tab w:val="left" w:pos="10992"/>
+          <w:tab w:val="left" w:pos="11908"/>
+          <w:tab w:val="left" w:pos="12824"/>
+          <w:tab w:val="left" w:pos="13740"/>
+          <w:tab w:val="left" w:pos="14656"/>
+        </w:tabs>
+        <w:spacing w:after="0" w:line="240" w:lineRule="auto"/>
+        <w:rPr>
+          <w:rFonts w:ascii="Courier New" w:eastAsia="Times New Roman" w:hAnsi="Courier New" w:cs="Courier New"/>
+          <w:sz w:val="20"/>
+          <w:szCs w:val="20"/>
+          <w:lang w:eastAsia="en-IN" w:bidi="gu-IN"/>
+        </w:rPr>
+      </w:pPr>
+      <w:r>
+        <w:rPr>
+          <w:rFonts w:ascii="Courier New" w:eastAsia="Times New Roman" w:hAnsi="Courier New" w:cs="Courier New"/>
+          <w:sz w:val="20"/>
+          <w:szCs w:val="20"/>
+          <w:lang w:eastAsia="en-IN" w:bidi="gu-IN"/>
+        </w:rPr>
+        <w:t xml:space="preserve">  ↓</w:t>
+      </w:r>
+    </w:p>
+    <w:p>
+      <w:pPr>
+        <w:tabs>
+          <w:tab w:val="left" w:pos="916"/>
+          <w:tab w:val="left" w:pos="1832"/>
+          <w:tab w:val="left" w:pos="2748"/>
+          <w:tab w:val="left" w:pos="3664"/>
+          <w:tab w:val="left" w:pos="4580"/>
+          <w:tab w:val="left" w:pos="5496"/>
+          <w:tab w:val="left" w:pos="6412"/>
+          <w:tab w:val="left" w:pos="7328"/>
+          <w:tab w:val="left" w:pos="8244"/>
+          <w:tab w:val="left" w:pos="9160"/>
+          <w:tab w:val="left" w:pos="10076"/>
+          <w:tab w:val="left" w:pos="10992"/>
+          <w:tab w:val="left" w:pos="11908"/>
+          <w:tab w:val="left" w:pos="12824"/>
+          <w:tab w:val="left" w:pos="13740"/>
+          <w:tab w:val="left" w:pos="14656"/>
+        </w:tabs>
+        <w:spacing w:after="0" w:line="240" w:lineRule="auto"/>
+        <w:rPr>
+          <w:rFonts w:ascii="Courier New" w:eastAsia="Times New Roman" w:hAnsi="Courier New" w:cs="Courier New"/>
+          <w:sz w:val="20"/>
+          <w:szCs w:val="20"/>
+          <w:lang w:eastAsia="en-IN" w:bidi="gu-IN"/>
+        </w:rPr>
+      </w:pPr>
+      <w:r>
+        <w:rPr>
+          <w:rFonts w:ascii="Courier New" w:eastAsia="Times New Roman" w:hAnsi="Courier New" w:cs="Courier New"/>
+          <w:sz w:val="20"/>
+          <w:szCs w:val="20"/>
+          <w:lang w:eastAsia="en-IN" w:bidi="gu-IN"/>
+        </w:rPr>
+        <w:t>Episode Generation Engine</w:t>
+      </w:r>
+    </w:p>
+    <w:p>
+      <w:pPr>
+        <w:tabs>
+          <w:tab w:val="left" w:pos="916"/>
+          <w:tab w:val="left" w:pos="1832"/>
+          <w:tab w:val="left" w:pos="2748"/>
+          <w:tab w:val="left" w:pos="3664"/>
+          <w:tab w:val="left" w:pos="4580"/>
+          <w:tab w:val="left" w:pos="5496"/>
+          <w:tab w:val="left" w:pos="6412"/>
+          <w:tab w:val="left" w:pos="7328"/>
+          <w:tab w:val="left" w:pos="8244"/>
+          <w:tab w:val="left" w:pos="9160"/>
+          <w:tab w:val="left" w:pos="10076"/>
+          <w:tab w:val="left" w:pos="10992"/>
+          <w:tab w:val="left" w:pos="11908"/>
+          <w:tab w:val="left" w:pos="12824"/>
+          <w:tab w:val="left" w:pos="13740"/>
+          <w:tab w:val="left" w:pos="14656"/>
+        </w:tabs>
+        <w:spacing w:after="0" w:line="240" w:lineRule="auto"/>
+        <w:rPr>
+          <w:rFonts w:ascii="Courier New" w:eastAsia="Times New Roman" w:hAnsi="Courier New" w:cs="Courier New"/>
+          <w:sz w:val="20"/>
+          <w:szCs w:val="20"/>
+          <w:lang w:eastAsia="en-IN" w:bidi="gu-IN"/>
+        </w:rPr>
+      </w:pPr>
+      <w:r>
+        <w:rPr>
+          <w:rFonts w:ascii="Courier New" w:eastAsia="Times New Roman" w:hAnsi="Courier New" w:cs="Courier New"/>
+          <w:sz w:val="20"/>
+          <w:szCs w:val="20"/>
+          <w:lang w:eastAsia="en-IN" w:bidi="gu-IN"/>
+        </w:rPr>
+        <w:t xml:space="preserve">  ↓</w:t>
+      </w:r>
+    </w:p>
+    <w:p>
+      <w:pPr>
+        <w:tabs>
+          <w:tab w:val="left" w:pos="916"/>
+          <w:tab w:val="left" w:pos="1832"/>
+          <w:tab w:val="left" w:pos="2748"/>
+          <w:tab w:val="left" w:pos="3664"/>
+          <w:tab w:val="left" w:pos="4580"/>
+          <w:tab w:val="left" w:pos="5496"/>
+          <w:tab w:val="left" w:pos="6412"/>
+          <w:tab w:val="left" w:pos="7328"/>
+          <w:tab w:val="left" w:pos="8244"/>
+          <w:tab w:val="left" w:pos="9160"/>
+          <w:tab w:val="left" w:pos="10076"/>
+          <w:tab w:val="left" w:pos="10992"/>
+          <w:tab w:val="left" w:pos="11908"/>
+          <w:tab w:val="left" w:pos="12824"/>
+          <w:tab w:val="left" w:pos="13740"/>
+          <w:tab w:val="left" w:pos="14656"/>
+        </w:tabs>
+        <w:spacing w:after="0" w:line="240" w:lineRule="auto"/>
+        <w:rPr>
+          <w:rFonts w:ascii="Courier New" w:eastAsia="Times New Roman" w:hAnsi="Courier New" w:cs="Courier New"/>
+          <w:sz w:val="20"/>
+          <w:szCs w:val="20"/>
+          <w:lang w:eastAsia="en-IN" w:bidi="gu-IN"/>
+        </w:rPr>
+      </w:pPr>
+      <w:r>
+        <w:rPr>
+          <w:rFonts w:ascii="Courier New" w:eastAsia="Times New Roman" w:hAnsi="Courier New" w:cs="Courier New"/>
+          <w:sz w:val="20"/>
+          <w:szCs w:val="20"/>
+          <w:lang w:eastAsia="en-IN" w:bidi="gu-IN"/>
+        </w:rPr>
+        <w:t>Production Engine (optional)</w:t>
+      </w:r>
+    </w:p>
+    <w:p>
+      <w:pPr>
+        <w:tabs>
+          <w:tab w:val="left" w:pos="916"/>
+          <w:tab w:val="left" w:pos="1832"/>
+          <w:tab w:val="left" w:pos="2748"/>
+          <w:tab w:val="left" w:pos="3664"/>
+          <w:tab w:val="left" w:pos="4580"/>
+          <w:tab w:val="left" w:pos="5496"/>
+          <w:tab w:val="left" w:pos="6412"/>
+          <w:tab w:val="left" w:pos="7328"/>
+          <w:tab w:val="left" w:pos="8244"/>
+          <w:tab w:val="left" w:pos="9160"/>
+          <w:tab w:val="left" w:pos="10076"/>
+          <w:tab w:val="left" w:pos="10992"/>
+          <w:tab w:val="left" w:pos="11908"/>
+          <w:tab w:val="left" w:pos="12824"/>
+          <w:tab w:val="left" w:pos="13740"/>
+          <w:tab w:val="left" w:pos="14656"/>
+        </w:tabs>
+        <w:spacing w:after="0" w:line="240" w:lineRule="auto"/>
+        <w:rPr>
+          <w:rFonts w:ascii="Courier New" w:eastAsia="Times New Roman" w:hAnsi="Courier New" w:cs="Courier New"/>
+          <w:sz w:val="20"/>
+          <w:szCs w:val="20"/>
+          <w:lang w:eastAsia="en-IN" w:bidi="gu-IN"/>
+        </w:rPr>
+      </w:pPr>
+      <w:r>
+        <w:rPr>
+          <w:rFonts w:ascii="Courier New" w:eastAsia="Times New Roman" w:hAnsi="Courier New" w:cs="Courier New"/>
+          <w:sz w:val="20"/>
+          <w:szCs w:val="20"/>
+          <w:lang w:eastAsia="en-IN" w:bidi="gu-IN"/>
+        </w:rPr>
+        <w:t xml:space="preserve">  ↓</w:t>
+      </w:r>
+    </w:p>
+    <w:p>
+      <w:pPr>
+        <w:tabs>
+          <w:tab w:val="left" w:pos="916"/>
+          <w:tab w:val="left" w:pos="1832"/>
+          <w:tab w:val="left" w:pos="2748"/>
+          <w:tab w:val="left" w:pos="3664"/>
+          <w:tab w:val="left" w:pos="4580"/>
+          <w:tab w:val="left" w:pos="5496"/>
+          <w:tab w:val="left" w:pos="6412"/>
+          <w:tab w:val="left" w:pos="7328"/>
+          <w:tab w:val="left" w:pos="8244"/>
+          <w:tab w:val="left" w:pos="9160"/>
+          <w:tab w:val="left" w:pos="10076"/>
+          <w:tab w:val="left" w:pos="10992"/>
+          <w:tab w:val="left" w:pos="11908"/>
+          <w:tab w:val="left" w:pos="12824"/>
+          <w:tab w:val="left" w:pos="13740"/>
+          <w:tab w:val="left" w:pos="14656"/>
+        </w:tabs>
+        <w:spacing w:after="0" w:line="240" w:lineRule="auto"/>
+        <w:rPr>
+          <w:rFonts w:ascii="Courier New" w:eastAsia="Times New Roman" w:hAnsi="Courier New" w:cs="Courier New"/>
+          <w:sz w:val="20"/>
+          <w:szCs w:val="20"/>
+          <w:lang w:eastAsia="en-IN" w:bidi="gu-IN"/>
+        </w:rPr>
+      </w:pPr>
+      <w:r>
+        <w:rPr>
+          <w:rFonts w:ascii="Courier New" w:eastAsia="Times New Roman" w:hAnsi="Courier New" w:cs="Courier New"/>
+          <w:sz w:val="20"/>
+          <w:szCs w:val="20"/>
+          <w:lang w:eastAsia="en-IN" w:bidi="gu-IN"/>
+        </w:rPr>
+        <w:t>Quality Engine</w:t>
+      </w:r>
+    </w:p>
+    <w:p>
+      <w:pPr>
+        <w:tabs>
+          <w:tab w:val="left" w:pos="916"/>
+          <w:tab w:val="left" w:pos="1832"/>
+          <w:tab w:val="left" w:pos="2748"/>
+          <w:tab w:val="left" w:pos="3664"/>
+          <w:tab w:val="left" w:pos="4580"/>
+          <w:tab w:val="left" w:pos="5496"/>
+          <w:tab w:val="left" w:pos="6412"/>
+          <w:tab w:val="left" w:pos="7328"/>
+          <w:tab w:val="left" w:pos="8244"/>
+          <w:tab w:val="left" w:pos="9160"/>
+          <w:tab w:val="left" w:pos="10076"/>
+          <w:tab w:val="left" w:pos="10992"/>
+          <w:tab w:val="left" w:pos="11908"/>
+          <w:tab w:val="left" w:pos="12824"/>
+          <w:tab w:val="left" w:pos="13740"/>
+          <w:tab w:val="left" w:pos="14656"/>
+        </w:tabs>
+        <w:spacing w:after="0" w:line="240" w:lineRule="auto"/>
+        <w:rPr>
+          <w:rFonts w:ascii="Courier New" w:eastAsia="Times New Roman" w:hAnsi="Courier New" w:cs="Courier New"/>
+          <w:sz w:val="20"/>
+          <w:szCs w:val="20"/>
+          <w:lang w:eastAsia="en-IN" w:bidi="gu-IN"/>
+        </w:rPr>
+      </w:pPr>
+      <w:r>
+        <w:rPr>
+          <w:rFonts w:ascii="Courier New" w:eastAsia="Times New Roman" w:hAnsi="Courier New" w:cs="Courier New"/>
+          <w:sz w:val="20"/>
+          <w:szCs w:val="20"/>
+          <w:lang w:eastAsia="en-IN" w:bidi="gu-IN"/>
+        </w:rPr>
+        <w:t xml:space="preserve">  ↓</w:t>
+      </w:r>
+    </w:p>
+    <w:p>
+      <w:pPr>
+        <w:tabs>
+          <w:tab w:val="left" w:pos="916"/>
+          <w:tab w:val="left" w:pos="1832"/>
+          <w:tab w:val="left" w:pos="2748"/>
+          <w:tab w:val="left" w:pos="3664"/>
+          <w:tab w:val="left" w:pos="4580"/>
+          <w:tab w:val="left" w:pos="5496"/>
+          <w:tab w:val="left" w:pos="6412"/>
+          <w:tab w:val="left" w:pos="7328"/>
+          <w:tab w:val="left" w:pos="8244"/>
+          <w:tab w:val="left" w:pos="9160"/>
+          <w:tab w:val="left" w:pos="10076"/>
+          <w:tab w:val="left" w:pos="10992"/>
+          <w:tab w:val="left" w:pos="11908"/>
+          <w:tab w:val="left" w:pos="12824"/>
+          <w:tab w:val="left" w:pos="13740"/>
+          <w:tab w:val="left" w:pos="14656"/>
+        </w:tabs>
+        <w:spacing w:after="0" w:line="240" w:lineRule="auto"/>
+        <w:rPr>
+          <w:rFonts w:ascii="Courier New" w:eastAsia="Times New Roman" w:hAnsi="Courier New" w:cs="Courier New"/>
+          <w:sz w:val="20"/>
+          <w:szCs w:val="20"/>
+          <w:lang w:eastAsia="en-IN" w:bidi="gu-IN"/>
+        </w:rPr>
+      </w:pPr>
+      <w:r>
+        <w:rPr>
+          <w:rFonts w:ascii="Courier New" w:eastAsia="Times New Roman" w:hAnsi="Courier New" w:cs="Courier New"/>
+          <w:sz w:val="20"/>
+          <w:szCs w:val="20"/>
+          <w:lang w:eastAsia="en-IN" w:bidi="gu-IN"/>
+        </w:rPr>
         <w:t>Publish or Revise</w:t>
       </w:r>
     </w:p>
@@ -2954,6 +4207,7 @@
           <w:szCs w:val="24"/>
           <w:lang w:eastAsia="en-IN" w:bidi="gu-IN"/>
         </w:rPr>
+        <w:lastRenderedPageBreak/>
         <w:t>Alternative execution paths MAY be supported when justified by a documented use case, provided constitutional and governance requirements remain satisfied.</w:t>
       </w:r>
     </w:p>
@@ -3207,27 +4461,7 @@
           <w:szCs w:val="24"/>
           <w:lang w:eastAsia="en-IN" w:bidi="gu-IN"/>
         </w:rPr>
-        <w:t xml:space="preserve">No engine SHALL depend on undocumented internal </w:t>
-      </w:r>
-      <w:proofErr w:type="spellStart"/>
-      <w:r>
-        <w:rPr>
-          <w:rFonts w:ascii="Times New Roman" w:eastAsia="Times New Roman" w:hAnsi="Times New Roman" w:cs="Times New Roman"/>
-          <w:sz w:val="24"/>
-          <w:szCs w:val="24"/>
-          <w:lang w:eastAsia="en-IN" w:bidi="gu-IN"/>
-        </w:rPr>
-        <w:t>behavior</w:t>
-      </w:r>
-      <w:proofErr w:type="spellEnd"/>
-      <w:r>
-        <w:rPr>
-          <w:rFonts w:ascii="Times New Roman" w:eastAsia="Times New Roman" w:hAnsi="Times New Roman" w:cs="Times New Roman"/>
-          <w:sz w:val="24"/>
-          <w:szCs w:val="24"/>
-          <w:lang w:eastAsia="en-IN" w:bidi="gu-IN"/>
-        </w:rPr>
-        <w:t xml:space="preserve"> of another engine.</w:t>
+        <w:t>No engine SHALL depend on undocumented internal behavior of another engine.</w:t>
       </w:r>
     </w:p>
     <w:p>
@@ -3432,7 +4666,6 @@
           <w:szCs w:val="24"/>
           <w:lang w:eastAsia="en-IN" w:bidi="gu-IN"/>
         </w:rPr>
-        <w:lastRenderedPageBreak/>
         <w:t>Validation gate results.</w:t>
       </w:r>
     </w:p>
@@ -3557,7 +4790,7 @@
     <w:p>
       <w:r>
         <w:pict w14:anchorId="1F4B1B09">
-          <v:rect id="_x0000_i1053" style="width:0;height:1.5pt" o:hralign="center" o:hrstd="t" o:hr="t" fillcolor="#a0a0a0" stroked="f"/>
+          <v:rect id="_x0000_i1039" style="width:0;height:1.5pt" o:hralign="center" o:hrstd="t" o:hr="t" fillcolor="#a0a0a0" stroked="f"/>
         </w:pict>
       </w:r>
     </w:p>
@@ -3692,7 +4925,7 @@
     <w:p>
       <w:r>
         <w:pict w14:anchorId="1F58F094">
-          <v:rect id="_x0000_i1054" style="width:0;height:1.5pt" o:hralign="center" o:hrstd="t" o:hr="t" fillcolor="#a0a0a0" stroked="f"/>
+          <v:rect id="_x0000_i1040" style="width:0;height:1.5pt" o:hralign="center" o:hrstd="t" o:hr="t" fillcolor="#a0a0a0" stroked="f"/>
         </w:pict>
       </w:r>
     </w:p>
@@ -4089,9 +5322,126 @@
       </w:r>
     </w:p>
     <w:p>
+      <w:pPr>
+        <w:pStyle w:val="NormalWeb"/>
+        <w:rPr>
+          <w:b/>
+          <w:bCs/>
+        </w:rPr>
+      </w:pPr>
+      <w:r>
+        <w:rPr>
+          <w:b/>
+          <w:bCs/>
+        </w:rPr>
+        <w:t>Runtime Decision Metadata</w:t>
+      </w:r>
+    </w:p>
+    <w:p>
+      <w:pPr>
+        <w:pStyle w:val="NormalWeb"/>
+      </w:pPr>
+      <w:r>
+        <w:t>CKMS SHALL record every Runtime decision that affects execution.</w:t>
+      </w:r>
+    </w:p>
+    <w:p>
+      <w:pPr>
+        <w:pStyle w:val="NormalWeb"/>
+      </w:pPr>
+      <w:r>
+        <w:t>Minimum metadata:</w:t>
+      </w:r>
+    </w:p>
+    <w:p>
+      <w:pPr>
+        <w:pStyle w:val="NormalWeb"/>
+        <w:numPr>
+          <w:ilvl w:val="0"/>
+          <w:numId w:val="12"/>
+        </w:numPr>
+      </w:pPr>
+      <w:r>
+        <w:t xml:space="preserve">Representation Selected </w:t>
+      </w:r>
+    </w:p>
+    <w:p>
+      <w:pPr>
+        <w:pStyle w:val="NormalWeb"/>
+        <w:numPr>
+          <w:ilvl w:val="0"/>
+          <w:numId w:val="12"/>
+        </w:numPr>
+      </w:pPr>
+      <w:r>
+        <w:t xml:space="preserve">Representation Requested </w:t>
+      </w:r>
+    </w:p>
+    <w:p>
+      <w:pPr>
+        <w:pStyle w:val="NormalWeb"/>
+        <w:numPr>
+          <w:ilvl w:val="0"/>
+          <w:numId w:val="12"/>
+        </w:numPr>
+      </w:pPr>
+      <w:r>
+        <w:t xml:space="preserve">Defaults Applied </w:t>
+      </w:r>
+    </w:p>
+    <w:p>
+      <w:pPr>
+        <w:pStyle w:val="NormalWeb"/>
+        <w:numPr>
+          <w:ilvl w:val="0"/>
+          <w:numId w:val="12"/>
+        </w:numPr>
+      </w:pPr>
+      <w:r>
+        <w:t xml:space="preserve">Runtime Optimizations </w:t>
+      </w:r>
+    </w:p>
+    <w:p>
+      <w:pPr>
+        <w:pStyle w:val="NormalWeb"/>
+        <w:numPr>
+          <w:ilvl w:val="0"/>
+          <w:numId w:val="12"/>
+        </w:numPr>
+      </w:pPr>
+      <w:r>
+        <w:t xml:space="preserve">Clarifications Requested </w:t>
+      </w:r>
+    </w:p>
+    <w:p>
+      <w:pPr>
+        <w:pStyle w:val="NormalWeb"/>
+        <w:numPr>
+          <w:ilvl w:val="0"/>
+          <w:numId w:val="12"/>
+        </w:numPr>
+      </w:pPr>
+      <w:r>
+        <w:t xml:space="preserve">Compatibility Decisions </w:t>
+      </w:r>
+    </w:p>
+    <w:p>
+      <w:pPr>
+        <w:pStyle w:val="NormalWeb"/>
+      </w:pPr>
+      <w:r>
+        <w:t>This metadata SHALL be retained in the execution record.</w:t>
+      </w:r>
+    </w:p>
+    <w:p>
+      <w:pPr>
+        <w:pStyle w:val="NormalWeb"/>
+      </w:pPr>
+    </w:p>
+    <w:p>
       <w:r>
         <w:pict w14:anchorId="32121C1B">
-          <v:rect id="_x0000_i1055" style="width:0;height:1.5pt" o:hralign="center" o:hrstd="t" o:hr="t" fillcolor="#a0a0a0" stroked="f"/>
+          <v:rect id="_x0000_i1041" style="width:0;height:1.5pt" o:hralign="center" o:hrstd="t" o:hr="t" fillcolor="#a0a0a0" stroked="f"/>
         </w:pict>
       </w:r>
     </w:p>
@@ -4214,7 +5564,7 @@
     <w:p>
       <w:r>
         <w:pict w14:anchorId="7BCD1671">
-          <v:rect id="_x0000_i1056" style="width:0;height:1.5pt" o:hralign="center" o:hrstd="t" o:hr="t" fillcolor="#a0a0a0" stroked="f"/>
+          <v:rect id="_x0000_i1042" style="width:0;height:1.5pt" o:hralign="center" o:hrstd="t" o:hr="t" fillcolor="#a0a0a0" stroked="f"/>
         </w:pict>
       </w:r>
     </w:p>
@@ -4223,6 +5573,7 @@
         <w:pStyle w:val="Heading1"/>
       </w:pPr>
       <w:r>
+        <w:lastRenderedPageBreak/>
         <w:t>12. Error Handling</w:t>
       </w:r>
     </w:p>
@@ -4267,7 +5618,7 @@
     <w:p>
       <w:r>
         <w:pict w14:anchorId="05E2D6B4">
-          <v:rect id="_x0000_i1057" style="width:0;height:1.5pt" o:hralign="center" o:hrstd="t" o:hr="t" fillcolor="#a0a0a0" stroked="f"/>
+          <v:rect id="_x0000_i1043" style="width:0;height:1.5pt" o:hralign="center" o:hrstd="t" o:hr="t" fillcolor="#a0a0a0" stroked="f"/>
         </w:pict>
       </w:r>
     </w:p>
@@ -4295,136 +5646,136 @@
         <w:rPr>
           <w:rStyle w:val="Strong"/>
         </w:rPr>
+        <w:t>Action:</w:t>
+      </w:r>
+      <w:r>
+        <w:t xml:space="preserve"> Return the artifact to the responsible engine through the feedback protocol.</w:t>
+      </w:r>
+    </w:p>
+    <w:p>
+      <w:r>
+        <w:pict w14:anchorId="6A536F5C">
+          <v:rect id="_x0000_i1044" style="width:0;height:1.5pt" o:hralign="center" o:hrstd="t" o:hr="t" fillcolor="#a0a0a0" stroked="f"/>
+        </w:pict>
+      </w:r>
+    </w:p>
+    <w:p>
+      <w:pPr>
+        <w:pStyle w:val="Heading2"/>
+      </w:pPr>
+      <w:r>
+        <w:t>KE-03 — Quality Rejection</w:t>
+      </w:r>
+    </w:p>
+    <w:p>
+      <w:pPr>
+        <w:pStyle w:val="NormalWeb"/>
+      </w:pPr>
+      <w:r>
+        <w:t>The Quality Engine rejects an artifact.</w:t>
+      </w:r>
+    </w:p>
+    <w:p>
+      <w:pPr>
+        <w:pStyle w:val="NormalWeb"/>
+      </w:pPr>
+      <w:r>
+        <w:rPr>
+          <w:rStyle w:val="Strong"/>
+        </w:rPr>
+        <w:t>Action:</w:t>
+      </w:r>
+      <w:r>
+        <w:t xml:space="preserve"> Suspend publication until identified issues are resolved.</w:t>
+      </w:r>
+    </w:p>
+    <w:p>
+      <w:r>
+        <w:pict w14:anchorId="1DE41090">
+          <v:rect id="_x0000_i1045" style="width:0;height:1.5pt" o:hralign="center" o:hrstd="t" o:hr="t" fillcolor="#a0a0a0" stroked="f"/>
+        </w:pict>
+      </w:r>
+    </w:p>
+    <w:p>
+      <w:pPr>
+        <w:pStyle w:val="Heading2"/>
+      </w:pPr>
+      <w:r>
+        <w:t>KE-04 — Governance Conflict</w:t>
+      </w:r>
+    </w:p>
+    <w:p>
+      <w:pPr>
+        <w:pStyle w:val="NormalWeb"/>
+      </w:pPr>
+      <w:r>
+        <w:t>Execution attempts to violate the Charter, Constitution, or other mandatory governance rules.</w:t>
+      </w:r>
+    </w:p>
+    <w:p>
+      <w:pPr>
+        <w:pStyle w:val="NormalWeb"/>
+      </w:pPr>
+      <w:r>
+        <w:rPr>
+          <w:rStyle w:val="Strong"/>
+        </w:rPr>
+        <w:t>Action:</w:t>
+      </w:r>
+      <w:r>
+        <w:t xml:space="preserve"> Abort execution and report the conflict.</w:t>
+      </w:r>
+    </w:p>
+    <w:p>
+      <w:r>
+        <w:pict w14:anchorId="515C2C9E">
+          <v:rect id="_x0000_i1046" style="width:0;height:1.5pt" o:hralign="center" o:hrstd="t" o:hr="t" fillcolor="#a0a0a0" stroked="f"/>
+        </w:pict>
+      </w:r>
+    </w:p>
+    <w:p>
+      <w:pPr>
+        <w:pStyle w:val="Heading2"/>
+      </w:pPr>
+      <w:r>
+        <w:t>KE-05 — Runtime Failure</w:t>
+      </w:r>
+    </w:p>
+    <w:p>
+      <w:pPr>
+        <w:pStyle w:val="NormalWeb"/>
+      </w:pPr>
+      <w:r>
+        <w:t>An implementation error prevents successful execution.</w:t>
+      </w:r>
+    </w:p>
+    <w:p>
+      <w:pPr>
+        <w:pStyle w:val="NormalWeb"/>
+      </w:pPr>
+      <w:r>
+        <w:rPr>
+          <w:rStyle w:val="Strong"/>
+        </w:rPr>
+        <w:t>Action:</w:t>
+      </w:r>
+      <w:r>
+        <w:t xml:space="preserve"> Record the failure, preserve the audit trail, and allow safe re-execution once the implementation issue has been corrected.</w:t>
+      </w:r>
+    </w:p>
+    <w:p>
+      <w:r>
+        <w:pict w14:anchorId="58288E1A">
+          <v:rect id="_x0000_i1047" style="width:0;height:1.5pt" o:hralign="center" o:hrstd="t" o:hr="t" fillcolor="#a0a0a0" stroked="f"/>
+        </w:pict>
+      </w:r>
+    </w:p>
+    <w:p>
+      <w:pPr>
+        <w:pStyle w:val="Heading1"/>
+      </w:pPr>
+      <w:r>
         <w:lastRenderedPageBreak/>
-        <w:t>Action:</w:t>
-      </w:r>
-      <w:r>
-        <w:t xml:space="preserve"> Return the artifact to the responsible engine through the feedback protocol.</w:t>
-      </w:r>
-    </w:p>
-    <w:p>
-      <w:r>
-        <w:pict w14:anchorId="6A536F5C">
-          <v:rect id="_x0000_i1058" style="width:0;height:1.5pt" o:hralign="center" o:hrstd="t" o:hr="t" fillcolor="#a0a0a0" stroked="f"/>
-        </w:pict>
-      </w:r>
-    </w:p>
-    <w:p>
-      <w:pPr>
-        <w:pStyle w:val="Heading2"/>
-      </w:pPr>
-      <w:r>
-        <w:t>KE-03 — Quality Rejection</w:t>
-      </w:r>
-    </w:p>
-    <w:p>
-      <w:pPr>
-        <w:pStyle w:val="NormalWeb"/>
-      </w:pPr>
-      <w:r>
-        <w:t>The Quality Engine rejects an artifact.</w:t>
-      </w:r>
-    </w:p>
-    <w:p>
-      <w:pPr>
-        <w:pStyle w:val="NormalWeb"/>
-      </w:pPr>
-      <w:r>
-        <w:rPr>
-          <w:rStyle w:val="Strong"/>
-        </w:rPr>
-        <w:t>Action:</w:t>
-      </w:r>
-      <w:r>
-        <w:t xml:space="preserve"> Suspend publication until identified issues are resolved.</w:t>
-      </w:r>
-    </w:p>
-    <w:p>
-      <w:r>
-        <w:pict w14:anchorId="1DE41090">
-          <v:rect id="_x0000_i1059" style="width:0;height:1.5pt" o:hralign="center" o:hrstd="t" o:hr="t" fillcolor="#a0a0a0" stroked="f"/>
-        </w:pict>
-      </w:r>
-    </w:p>
-    <w:p>
-      <w:pPr>
-        <w:pStyle w:val="Heading2"/>
-      </w:pPr>
-      <w:r>
-        <w:t>KE-04 — Governance Conflict</w:t>
-      </w:r>
-    </w:p>
-    <w:p>
-      <w:pPr>
-        <w:pStyle w:val="NormalWeb"/>
-      </w:pPr>
-      <w:r>
-        <w:t>Execution attempts to violate the Charter, Constitution, or other mandatory governance rules.</w:t>
-      </w:r>
-    </w:p>
-    <w:p>
-      <w:pPr>
-        <w:pStyle w:val="NormalWeb"/>
-      </w:pPr>
-      <w:r>
-        <w:rPr>
-          <w:rStyle w:val="Strong"/>
-        </w:rPr>
-        <w:t>Action:</w:t>
-      </w:r>
-      <w:r>
-        <w:t xml:space="preserve"> Abort execution and report the conflict.</w:t>
-      </w:r>
-    </w:p>
-    <w:p>
-      <w:r>
-        <w:pict w14:anchorId="515C2C9E">
-          <v:rect id="_x0000_i1060" style="width:0;height:1.5pt" o:hralign="center" o:hrstd="t" o:hr="t" fillcolor="#a0a0a0" stroked="f"/>
-        </w:pict>
-      </w:r>
-    </w:p>
-    <w:p>
-      <w:pPr>
-        <w:pStyle w:val="Heading2"/>
-      </w:pPr>
-      <w:r>
-        <w:t>KE-05 — Runtime Failure</w:t>
-      </w:r>
-    </w:p>
-    <w:p>
-      <w:pPr>
-        <w:pStyle w:val="NormalWeb"/>
-      </w:pPr>
-      <w:r>
-        <w:t>An implementation error prevents successful execution.</w:t>
-      </w:r>
-    </w:p>
-    <w:p>
-      <w:pPr>
-        <w:pStyle w:val="NormalWeb"/>
-      </w:pPr>
-      <w:r>
-        <w:rPr>
-          <w:rStyle w:val="Strong"/>
-        </w:rPr>
-        <w:t>Action:</w:t>
-      </w:r>
-      <w:r>
-        <w:t xml:space="preserve"> Record the failure, preserve the audit trail, and allow safe re-execution once the implementation issue has been corrected.</w:t>
-      </w:r>
-    </w:p>
-    <w:p>
-      <w:r>
-        <w:pict w14:anchorId="58288E1A">
-          <v:rect id="_x0000_i1061" style="width:0;height:1.5pt" o:hralign="center" o:hrstd="t" o:hr="t" fillcolor="#a0a0a0" stroked="f"/>
-        </w:pict>
-      </w:r>
-    </w:p>
-    <w:p>
-      <w:pPr>
-        <w:pStyle w:val="Heading1"/>
-      </w:pPr>
-      <w:r>
         <w:t>13. Configuration Model</w:t>
       </w:r>
     </w:p>
@@ -4433,15 +5784,7 @@
         <w:pStyle w:val="NormalWeb"/>
       </w:pPr>
       <w:r>
-        <w:t xml:space="preserve">Implementations MAY expose configurable parameters provided they do not alter approved educational </w:t>
-      </w:r>
-      <w:proofErr w:type="spellStart"/>
-      <w:r>
-        <w:t>behavior</w:t>
-      </w:r>
-      <w:proofErr w:type="spellEnd"/>
-      <w:r>
-        <w:t>.</w:t>
+        <w:t>Implementations MAY expose configurable parameters provided they do not alter approved educational behavior.</w:t>
       </w:r>
     </w:p>
     <w:p>
@@ -4535,7 +5878,7 @@
     <w:p>
       <w:r>
         <w:pict w14:anchorId="26E05A15">
-          <v:rect id="_x0000_i1062" style="width:0;height:1.5pt" o:hralign="center" o:hrstd="t" o:hr="t" fillcolor="#a0a0a0" stroked="f"/>
+          <v:rect id="_x0000_i1048" style="width:0;height:1.5pt" o:hralign="center" o:hrstd="t" o:hr="t" fillcolor="#a0a0a0" stroked="f"/>
         </w:pict>
       </w:r>
     </w:p>
@@ -4544,7 +5887,6 @@
         <w:pStyle w:val="Heading1"/>
       </w:pPr>
       <w:r>
-        <w:lastRenderedPageBreak/>
         <w:t>14. Extension Mechanism</w:t>
       </w:r>
     </w:p>
@@ -4635,7 +5977,7 @@
     <w:p>
       <w:r>
         <w:pict w14:anchorId="07EC9AEB">
-          <v:rect id="_x0000_i1063" style="width:0;height:1.5pt" o:hralign="center" o:hrstd="t" o:hr="t" fillcolor="#a0a0a0" stroked="f"/>
+          <v:rect id="_x0000_i1049" style="width:0;height:1.5pt" o:hralign="center" o:hrstd="t" o:hr="t" fillcolor="#a0a0a0" stroked="f"/>
         </w:pict>
       </w:r>
     </w:p>
@@ -4657,351 +5999,234 @@
     </w:p>
     <w:p>
       <w:pPr>
-        <w:pStyle w:val="HTMLPreformatted"/>
-        <w:rPr>
-          <w:rStyle w:val="HTMLCode"/>
-        </w:rPr>
-      </w:pPr>
-      <w:r>
-        <w:rPr>
-          <w:rStyle w:val="HTMLCode"/>
-        </w:rPr>
+        <w:pStyle w:val="NormalWeb"/>
+      </w:pPr>
+      <w:r>
         <w:t>Receive Request</w:t>
       </w:r>
     </w:p>
     <w:p>
       <w:pPr>
-        <w:pStyle w:val="HTMLPreformatted"/>
-        <w:rPr>
-          <w:rStyle w:val="HTMLCode"/>
-        </w:rPr>
-      </w:pPr>
-      <w:r>
-        <w:rPr>
-          <w:rStyle w:val="HTMLCode"/>
-        </w:rPr>
+        <w:pStyle w:val="NormalWeb"/>
+      </w:pPr>
+      <w:r>
         <w:t xml:space="preserve">        ↓</w:t>
       </w:r>
     </w:p>
     <w:p>
       <w:pPr>
-        <w:pStyle w:val="HTMLPreformatted"/>
-        <w:rPr>
-          <w:rStyle w:val="HTMLCode"/>
-        </w:rPr>
-      </w:pPr>
-      <w:r>
-        <w:rPr>
-          <w:rStyle w:val="HTMLCode"/>
-        </w:rPr>
-        <w:t>Validate Inputs</w:t>
-      </w:r>
-    </w:p>
-    <w:p>
-      <w:pPr>
-        <w:pStyle w:val="HTMLPreformatted"/>
-        <w:rPr>
-          <w:rStyle w:val="HTMLCode"/>
-        </w:rPr>
-      </w:pPr>
-      <w:r>
-        <w:rPr>
-          <w:rStyle w:val="HTMLCode"/>
-        </w:rPr>
+        <w:pStyle w:val="NormalWeb"/>
+      </w:pPr>
+      <w:r>
+        <w:t>Interpret Learning Experience Request (LES)</w:t>
+      </w:r>
+    </w:p>
+    <w:p>
+      <w:pPr>
+        <w:pStyle w:val="NormalWeb"/>
+      </w:pPr>
+      <w:r>
         <w:t xml:space="preserve">        ↓</w:t>
       </w:r>
     </w:p>
     <w:p>
       <w:pPr>
-        <w:pStyle w:val="HTMLPreformatted"/>
-        <w:rPr>
-          <w:rStyle w:val="HTMLCode"/>
-        </w:rPr>
-      </w:pPr>
-      <w:r>
-        <w:rPr>
-          <w:rStyle w:val="HTMLCode"/>
-        </w:rPr>
+        <w:pStyle w:val="NormalWeb"/>
+      </w:pPr>
+      <w:r>
+        <w:t>Validate Request</w:t>
+      </w:r>
+    </w:p>
+    <w:p>
+      <w:pPr>
+        <w:pStyle w:val="NormalWeb"/>
+      </w:pPr>
+      <w:r>
+        <w:lastRenderedPageBreak/>
+        <w:t xml:space="preserve">        ↓</w:t>
+      </w:r>
+    </w:p>
+    <w:p>
+      <w:pPr>
+        <w:pStyle w:val="NormalWeb"/>
+      </w:pPr>
+      <w:r>
+        <w:t>Construct CKMS Execution Context</w:t>
+      </w:r>
+    </w:p>
+    <w:p>
+      <w:pPr>
+        <w:pStyle w:val="NormalWeb"/>
+      </w:pPr>
+      <w:r>
+        <w:t xml:space="preserve">        ↓</w:t>
+      </w:r>
+    </w:p>
+    <w:p>
+      <w:pPr>
+        <w:pStyle w:val="NormalWeb"/>
+      </w:pPr>
+      <w:r>
         <w:t>Execute Educational Engines</w:t>
       </w:r>
     </w:p>
     <w:p>
       <w:pPr>
-        <w:pStyle w:val="HTMLPreformatted"/>
-        <w:rPr>
-          <w:rStyle w:val="HTMLCode"/>
-        </w:rPr>
-      </w:pPr>
-      <w:r>
-        <w:rPr>
-          <w:rStyle w:val="HTMLCode"/>
-        </w:rPr>
+        <w:pStyle w:val="NormalWeb"/>
+      </w:pPr>
+      <w:r>
         <w:t xml:space="preserve">        ↓</w:t>
       </w:r>
     </w:p>
     <w:p>
       <w:pPr>
-        <w:pStyle w:val="HTMLPreformatted"/>
-        <w:rPr>
-          <w:rStyle w:val="HTMLCode"/>
-        </w:rPr>
-      </w:pPr>
-      <w:r>
-        <w:rPr>
-          <w:rStyle w:val="HTMLCode"/>
-        </w:rPr>
+        <w:pStyle w:val="NormalWeb"/>
+      </w:pPr>
+      <w:r>
         <w:t>Run Validation Checkpoints</w:t>
       </w:r>
     </w:p>
     <w:p>
       <w:pPr>
-        <w:pStyle w:val="HTMLPreformatted"/>
-        <w:rPr>
-          <w:rStyle w:val="HTMLCode"/>
-        </w:rPr>
-      </w:pPr>
-      <w:r>
-        <w:rPr>
-          <w:rStyle w:val="HTMLCode"/>
-        </w:rPr>
+        <w:pStyle w:val="NormalWeb"/>
+      </w:pPr>
+      <w:r>
         <w:t xml:space="preserve">        ↓</w:t>
       </w:r>
     </w:p>
     <w:p>
       <w:pPr>
-        <w:pStyle w:val="HTMLPreformatted"/>
-        <w:rPr>
-          <w:rStyle w:val="HTMLCode"/>
-        </w:rPr>
-      </w:pPr>
-      <w:r>
-        <w:rPr>
-          <w:rStyle w:val="HTMLCode"/>
-        </w:rPr>
+        <w:pStyle w:val="NormalWeb"/>
+      </w:pPr>
+      <w:r>
         <w:t>Generate Episode</w:t>
       </w:r>
     </w:p>
     <w:p>
       <w:pPr>
-        <w:pStyle w:val="HTMLPreformatted"/>
-        <w:rPr>
-          <w:rStyle w:val="HTMLCode"/>
-        </w:rPr>
-      </w:pPr>
-      <w:r>
-        <w:rPr>
-          <w:rStyle w:val="HTMLCode"/>
-        </w:rPr>
+        <w:pStyle w:val="NormalWeb"/>
+      </w:pPr>
+      <w:r>
         <w:t xml:space="preserve">        ↓</w:t>
       </w:r>
     </w:p>
     <w:p>
       <w:pPr>
-        <w:pStyle w:val="HTMLPreformatted"/>
-        <w:rPr>
-          <w:rStyle w:val="HTMLCode"/>
-        </w:rPr>
-      </w:pPr>
-      <w:r>
-        <w:rPr>
-          <w:rStyle w:val="HTMLCode"/>
-        </w:rPr>
+        <w:pStyle w:val="NormalWeb"/>
+      </w:pPr>
+      <w:r>
         <w:t>(Optional) Generate Production Artifacts</w:t>
       </w:r>
     </w:p>
     <w:p>
       <w:pPr>
-        <w:pStyle w:val="HTMLPreformatted"/>
-        <w:rPr>
-          <w:rStyle w:val="HTMLCode"/>
-        </w:rPr>
-      </w:pPr>
-      <w:r>
-        <w:rPr>
-          <w:rStyle w:val="HTMLCode"/>
-        </w:rPr>
+        <w:pStyle w:val="NormalWeb"/>
+      </w:pPr>
+      <w:r>
         <w:t xml:space="preserve">        ↓</w:t>
       </w:r>
     </w:p>
     <w:p>
       <w:pPr>
-        <w:pStyle w:val="HTMLPreformatted"/>
-        <w:rPr>
-          <w:rStyle w:val="HTMLCode"/>
-        </w:rPr>
-      </w:pPr>
-      <w:r>
-        <w:rPr>
-          <w:rStyle w:val="HTMLCode"/>
-        </w:rPr>
+        <w:pStyle w:val="NormalWeb"/>
+      </w:pPr>
+      <w:r>
         <w:t>Quality Evaluation</w:t>
       </w:r>
     </w:p>
     <w:p>
       <w:pPr>
-        <w:pStyle w:val="HTMLPreformatted"/>
-        <w:rPr>
-          <w:rStyle w:val="HTMLCode"/>
-        </w:rPr>
-      </w:pPr>
-      <w:r>
-        <w:rPr>
-          <w:rStyle w:val="HTMLCode"/>
-        </w:rPr>
+        <w:pStyle w:val="NormalWeb"/>
+      </w:pPr>
+      <w:r>
         <w:t xml:space="preserve">        ↓</w:t>
       </w:r>
     </w:p>
     <w:p>
       <w:pPr>
-        <w:pStyle w:val="HTMLPreformatted"/>
-        <w:rPr>
-          <w:rStyle w:val="HTMLCode"/>
-        </w:rPr>
-      </w:pPr>
-      <w:r>
-        <w:rPr>
-          <w:rStyle w:val="HTMLCode"/>
-        </w:rPr>
+        <w:pStyle w:val="NormalWeb"/>
+      </w:pPr>
+      <w:r>
         <w:t xml:space="preserve">      Pass? ─────── No</w:t>
       </w:r>
     </w:p>
     <w:p>
       <w:pPr>
-        <w:pStyle w:val="HTMLPreformatted"/>
-        <w:rPr>
-          <w:rStyle w:val="HTMLCode"/>
-        </w:rPr>
-      </w:pPr>
-      <w:r>
-        <w:rPr>
-          <w:rStyle w:val="HTMLCode"/>
-        </w:rPr>
+        <w:pStyle w:val="NormalWeb"/>
+      </w:pPr>
+      <w:r>
         <w:t xml:space="preserve">        │            │</w:t>
       </w:r>
     </w:p>
     <w:p>
       <w:pPr>
-        <w:pStyle w:val="HTMLPreformatted"/>
-        <w:rPr>
-          <w:rStyle w:val="HTMLCode"/>
-        </w:rPr>
-      </w:pPr>
-      <w:r>
-        <w:rPr>
-          <w:rStyle w:val="HTMLCode"/>
-        </w:rPr>
+        <w:pStyle w:val="NormalWeb"/>
+      </w:pPr>
+      <w:r>
         <w:t xml:space="preserve">       Yes           ▼</w:t>
       </w:r>
     </w:p>
     <w:p>
       <w:pPr>
-        <w:pStyle w:val="HTMLPreformatted"/>
-        <w:rPr>
-          <w:rStyle w:val="HTMLCode"/>
-        </w:rPr>
-      </w:pPr>
-      <w:r>
-        <w:rPr>
-          <w:rStyle w:val="HTMLCode"/>
-        </w:rPr>
+        <w:pStyle w:val="NormalWeb"/>
+      </w:pPr>
+      <w:r>
         <w:t xml:space="preserve">        │     Structured Feedback</w:t>
       </w:r>
     </w:p>
     <w:p>
       <w:pPr>
-        <w:pStyle w:val="HTMLPreformatted"/>
-        <w:rPr>
-          <w:rStyle w:val="HTMLCode"/>
-        </w:rPr>
-      </w:pPr>
-      <w:r>
-        <w:rPr>
-          <w:rStyle w:val="HTMLCode"/>
-        </w:rPr>
+        <w:pStyle w:val="NormalWeb"/>
+      </w:pPr>
+      <w:r>
         <w:t xml:space="preserve">        │            │</w:t>
       </w:r>
     </w:p>
     <w:p>
       <w:pPr>
-        <w:pStyle w:val="HTMLPreformatted"/>
-        <w:rPr>
-          <w:rStyle w:val="HTMLCode"/>
-        </w:rPr>
-      </w:pPr>
-      <w:r>
-        <w:rPr>
-          <w:rStyle w:val="HTMLCode"/>
-        </w:rPr>
+        <w:pStyle w:val="NormalWeb"/>
+      </w:pPr>
+      <w:r>
         <w:t xml:space="preserve">        └────────────┘</w:t>
       </w:r>
     </w:p>
     <w:p>
       <w:pPr>
-        <w:pStyle w:val="HTMLPreformatted"/>
-        <w:rPr>
-          <w:rStyle w:val="HTMLCode"/>
-        </w:rPr>
-      </w:pPr>
-      <w:r>
-        <w:rPr>
-          <w:rStyle w:val="HTMLCode"/>
-        </w:rPr>
+        <w:pStyle w:val="NormalWeb"/>
+      </w:pPr>
+      <w:r>
         <w:t xml:space="preserve">             Revision Cycle</w:t>
       </w:r>
     </w:p>
     <w:p>
       <w:pPr>
-        <w:pStyle w:val="HTMLPreformatted"/>
-        <w:rPr>
-          <w:rStyle w:val="HTMLCode"/>
-        </w:rPr>
-      </w:pPr>
-      <w:r>
-        <w:rPr>
-          <w:rStyle w:val="HTMLCode"/>
-        </w:rPr>
+        <w:pStyle w:val="NormalWeb"/>
+      </w:pPr>
+      <w:r>
         <w:t xml:space="preserve">        ↓</w:t>
       </w:r>
     </w:p>
     <w:p>
       <w:pPr>
-        <w:pStyle w:val="HTMLPreformatted"/>
-        <w:rPr>
-          <w:rStyle w:val="HTMLCode"/>
-        </w:rPr>
-      </w:pPr>
-      <w:r>
-        <w:rPr>
-          <w:rStyle w:val="HTMLCode"/>
-        </w:rPr>
+        <w:pStyle w:val="NormalWeb"/>
+      </w:pPr>
+      <w:r>
         <w:t>Publish Approved Artifact</w:t>
       </w:r>
     </w:p>
     <w:p>
       <w:pPr>
-        <w:pStyle w:val="HTMLPreformatted"/>
-        <w:rPr>
-          <w:rStyle w:val="HTMLCode"/>
-        </w:rPr>
-      </w:pPr>
-      <w:r>
-        <w:rPr>
-          <w:rStyle w:val="HTMLCode"/>
-        </w:rPr>
+        <w:pStyle w:val="NormalWeb"/>
+      </w:pPr>
+      <w:r>
         <w:t xml:space="preserve">        ↓</w:t>
       </w:r>
     </w:p>
     <w:p>
       <w:pPr>
-        <w:pStyle w:val="HTMLPreformatted"/>
-        <w:rPr>
-          <w:rStyle w:val="HTMLCode"/>
-        </w:rPr>
-      </w:pPr>
-      <w:r>
-        <w:rPr>
-          <w:rStyle w:val="HTMLCode"/>
-        </w:rPr>
+        <w:pStyle w:val="NormalWeb"/>
+      </w:pPr>
+      <w:r>
         <w:t>Store Metadata and Audit Trail</w:t>
       </w:r>
     </w:p>
@@ -5015,8 +6240,9 @@
     </w:p>
     <w:p>
       <w:r>
+        <w:lastRenderedPageBreak/>
         <w:pict w14:anchorId="1AFFE132">
-          <v:rect id="_x0000_i1064" style="width:0;height:1.5pt" o:hralign="center" o:hrstd="t" o:hr="t" fillcolor="#a0a0a0" stroked="f"/>
+          <v:rect id="_x0000_i1050" style="width:0;height:1.5pt" o:hralign="center" o:hrstd="t" o:hr="t" fillcolor="#a0a0a0" stroked="f"/>
         </w:pict>
       </w:r>
     </w:p>
@@ -5025,7 +6251,6 @@
         <w:pStyle w:val="Heading1"/>
       </w:pPr>
       <w:r>
-        <w:lastRenderedPageBreak/>
         <w:t>16. Compliance Requirements</w:t>
       </w:r>
     </w:p>
@@ -5132,7 +6357,7 @@
     <w:p>
       <w:r>
         <w:pict w14:anchorId="656EFB00">
-          <v:rect id="_x0000_i1065" style="width:0;height:1.5pt" o:hralign="center" o:hrstd="t" o:hr="t" fillcolor="#a0a0a0" stroked="f"/>
+          <v:rect id="_x0000_i1051" style="width:0;height:1.5pt" o:hralign="center" o:hrstd="t" o:hr="t" fillcolor="#a0a0a0" stroked="f"/>
         </w:pict>
       </w:r>
     </w:p>
@@ -5163,7 +6388,7 @@
     <w:p>
       <w:r>
         <w:pict w14:anchorId="6DA025E9">
-          <v:rect id="_x0000_i1066" style="width:0;height:1.5pt" o:hralign="center" o:hrstd="t" o:hr="t" fillcolor="#a0a0a0" stroked="f"/>
+          <v:rect id="_x0000_i1052" style="width:0;height:1.5pt" o:hralign="center" o:hrstd="t" o:hr="t" fillcolor="#a0a0a0" stroked="f"/>
         </w:pict>
       </w:r>
     </w:p>
@@ -5400,6 +6625,155 @@
     </w:lvl>
   </w:abstractNum>
   <w:abstractNum w:abstractNumId="1" w15:restartNumberingAfterBreak="0">
+    <w:nsid w:val="268B64B4"/>
+    <w:multiLevelType w:val="multilevel"/>
+    <w:tmpl w:val="2B441558"/>
+    <w:lvl w:ilvl="0">
+      <w:start w:val="1"/>
+      <w:numFmt w:val="bullet"/>
+      <w:lvlText w:val=""/>
+      <w:lvlJc w:val="left"/>
+      <w:pPr>
+        <w:tabs>
+          <w:tab w:val="num" w:pos="720"/>
+        </w:tabs>
+        <w:ind w:left="720" w:hanging="360"/>
+      </w:pPr>
+      <w:rPr>
+        <w:rFonts w:ascii="Symbol" w:hAnsi="Symbol" w:hint="default"/>
+        <w:sz w:val="20"/>
+      </w:rPr>
+    </w:lvl>
+    <w:lvl w:ilvl="1" w:tentative="1">
+      <w:start w:val="1"/>
+      <w:numFmt w:val="bullet"/>
+      <w:lvlText w:val="o"/>
+      <w:lvlJc w:val="left"/>
+      <w:pPr>
+        <w:tabs>
+          <w:tab w:val="num" w:pos="1440"/>
+        </w:tabs>
+        <w:ind w:left="1440" w:hanging="360"/>
+      </w:pPr>
+      <w:rPr>
+        <w:rFonts w:ascii="Courier New" w:hAnsi="Courier New" w:hint="default"/>
+        <w:sz w:val="20"/>
+      </w:rPr>
+    </w:lvl>
+    <w:lvl w:ilvl="2" w:tentative="1">
+      <w:start w:val="1"/>
+      <w:numFmt w:val="bullet"/>
+      <w:lvlText w:val=""/>
+      <w:lvlJc w:val="left"/>
+      <w:pPr>
+        <w:tabs>
+          <w:tab w:val="num" w:pos="2160"/>
+        </w:tabs>
+        <w:ind w:left="2160" w:hanging="360"/>
+      </w:pPr>
+      <w:rPr>
+        <w:rFonts w:ascii="Wingdings" w:hAnsi="Wingdings" w:hint="default"/>
+        <w:sz w:val="20"/>
+      </w:rPr>
+    </w:lvl>
+    <w:lvl w:ilvl="3" w:tentative="1">
+      <w:start w:val="1"/>
+      <w:numFmt w:val="bullet"/>
+      <w:lvlText w:val=""/>
+      <w:lvlJc w:val="left"/>
+      <w:pPr>
+        <w:tabs>
+          <w:tab w:val="num" w:pos="2880"/>
+        </w:tabs>
+        <w:ind w:left="2880" w:hanging="360"/>
+      </w:pPr>
+      <w:rPr>
+        <w:rFonts w:ascii="Wingdings" w:hAnsi="Wingdings" w:hint="default"/>
+        <w:sz w:val="20"/>
+      </w:rPr>
+    </w:lvl>
+    <w:lvl w:ilvl="4" w:tentative="1">
+      <w:start w:val="1"/>
+      <w:numFmt w:val="bullet"/>
+      <w:lvlText w:val=""/>
+      <w:lvlJc w:val="left"/>
+      <w:pPr>
+        <w:tabs>
+          <w:tab w:val="num" w:pos="3600"/>
+        </w:tabs>
+        <w:ind w:left="3600" w:hanging="360"/>
+      </w:pPr>
+      <w:rPr>
+        <w:rFonts w:ascii="Wingdings" w:hAnsi="Wingdings" w:hint="default"/>
+        <w:sz w:val="20"/>
+      </w:rPr>
+    </w:lvl>
+    <w:lvl w:ilvl="5" w:tentative="1">
+      <w:start w:val="1"/>
+      <w:numFmt w:val="bullet"/>
+      <w:lvlText w:val=""/>
+      <w:lvlJc w:val="left"/>
+      <w:pPr>
+        <w:tabs>
+          <w:tab w:val="num" w:pos="4320"/>
+        </w:tabs>
+        <w:ind w:left="4320" w:hanging="360"/>
+      </w:pPr>
+      <w:rPr>
+        <w:rFonts w:ascii="Wingdings" w:hAnsi="Wingdings" w:hint="default"/>
+        <w:sz w:val="20"/>
+      </w:rPr>
+    </w:lvl>
+    <w:lvl w:ilvl="6" w:tentative="1">
+      <w:start w:val="1"/>
+      <w:numFmt w:val="bullet"/>
+      <w:lvlText w:val=""/>
+      <w:lvlJc w:val="left"/>
+      <w:pPr>
+        <w:tabs>
+          <w:tab w:val="num" w:pos="5040"/>
+        </w:tabs>
+        <w:ind w:left="5040" w:hanging="360"/>
+      </w:pPr>
+      <w:rPr>
+        <w:rFonts w:ascii="Wingdings" w:hAnsi="Wingdings" w:hint="default"/>
+        <w:sz w:val="20"/>
+      </w:rPr>
+    </w:lvl>
+    <w:lvl w:ilvl="7" w:tentative="1">
+      <w:start w:val="1"/>
+      <w:numFmt w:val="bullet"/>
+      <w:lvlText w:val=""/>
+      <w:lvlJc w:val="left"/>
+      <w:pPr>
+        <w:tabs>
+          <w:tab w:val="num" w:pos="5760"/>
+        </w:tabs>
+        <w:ind w:left="5760" w:hanging="360"/>
+      </w:pPr>
+      <w:rPr>
+        <w:rFonts w:ascii="Wingdings" w:hAnsi="Wingdings" w:hint="default"/>
+        <w:sz w:val="20"/>
+      </w:rPr>
+    </w:lvl>
+    <w:lvl w:ilvl="8" w:tentative="1">
+      <w:start w:val="1"/>
+      <w:numFmt w:val="bullet"/>
+      <w:lvlText w:val=""/>
+      <w:lvlJc w:val="left"/>
+      <w:pPr>
+        <w:tabs>
+          <w:tab w:val="num" w:pos="6480"/>
+        </w:tabs>
+        <w:ind w:left="6480" w:hanging="360"/>
+      </w:pPr>
+      <w:rPr>
+        <w:rFonts w:ascii="Wingdings" w:hAnsi="Wingdings" w:hint="default"/>
+        <w:sz w:val="20"/>
+      </w:rPr>
+    </w:lvl>
+  </w:abstractNum>
+  <w:abstractNum w:abstractNumId="2" w15:restartNumberingAfterBreak="0">
     <w:nsid w:val="26EB51CB"/>
     <w:multiLevelType w:val="multilevel"/>
     <w:tmpl w:val="44108D82"/>
@@ -5548,7 +6922,7 @@
       </w:rPr>
     </w:lvl>
   </w:abstractNum>
-  <w:abstractNum w:abstractNumId="2" w15:restartNumberingAfterBreak="0">
+  <w:abstractNum w:abstractNumId="3" w15:restartNumberingAfterBreak="0">
     <w:nsid w:val="379209DA"/>
     <w:multiLevelType w:val="multilevel"/>
     <w:tmpl w:val="542ED9DA"/>
@@ -5697,7 +7071,156 @@
       </w:rPr>
     </w:lvl>
   </w:abstractNum>
-  <w:abstractNum w:abstractNumId="3" w15:restartNumberingAfterBreak="0">
+  <w:abstractNum w:abstractNumId="4" w15:restartNumberingAfterBreak="0">
+    <w:nsid w:val="48343C84"/>
+    <w:multiLevelType w:val="multilevel"/>
+    <w:tmpl w:val="CA70B796"/>
+    <w:lvl w:ilvl="0">
+      <w:start w:val="1"/>
+      <w:numFmt w:val="bullet"/>
+      <w:lvlText w:val=""/>
+      <w:lvlJc w:val="left"/>
+      <w:pPr>
+        <w:tabs>
+          <w:tab w:val="num" w:pos="720"/>
+        </w:tabs>
+        <w:ind w:left="720" w:hanging="360"/>
+      </w:pPr>
+      <w:rPr>
+        <w:rFonts w:ascii="Symbol" w:hAnsi="Symbol" w:hint="default"/>
+        <w:sz w:val="20"/>
+      </w:rPr>
+    </w:lvl>
+    <w:lvl w:ilvl="1" w:tentative="1">
+      <w:start w:val="1"/>
+      <w:numFmt w:val="bullet"/>
+      <w:lvlText w:val="o"/>
+      <w:lvlJc w:val="left"/>
+      <w:pPr>
+        <w:tabs>
+          <w:tab w:val="num" w:pos="1440"/>
+        </w:tabs>
+        <w:ind w:left="1440" w:hanging="360"/>
+      </w:pPr>
+      <w:rPr>
+        <w:rFonts w:ascii="Courier New" w:hAnsi="Courier New" w:hint="default"/>
+        <w:sz w:val="20"/>
+      </w:rPr>
+    </w:lvl>
+    <w:lvl w:ilvl="2" w:tentative="1">
+      <w:start w:val="1"/>
+      <w:numFmt w:val="bullet"/>
+      <w:lvlText w:val=""/>
+      <w:lvlJc w:val="left"/>
+      <w:pPr>
+        <w:tabs>
+          <w:tab w:val="num" w:pos="2160"/>
+        </w:tabs>
+        <w:ind w:left="2160" w:hanging="360"/>
+      </w:pPr>
+      <w:rPr>
+        <w:rFonts w:ascii="Wingdings" w:hAnsi="Wingdings" w:hint="default"/>
+        <w:sz w:val="20"/>
+      </w:rPr>
+    </w:lvl>
+    <w:lvl w:ilvl="3" w:tentative="1">
+      <w:start w:val="1"/>
+      <w:numFmt w:val="bullet"/>
+      <w:lvlText w:val=""/>
+      <w:lvlJc w:val="left"/>
+      <w:pPr>
+        <w:tabs>
+          <w:tab w:val="num" w:pos="2880"/>
+        </w:tabs>
+        <w:ind w:left="2880" w:hanging="360"/>
+      </w:pPr>
+      <w:rPr>
+        <w:rFonts w:ascii="Wingdings" w:hAnsi="Wingdings" w:hint="default"/>
+        <w:sz w:val="20"/>
+      </w:rPr>
+    </w:lvl>
+    <w:lvl w:ilvl="4" w:tentative="1">
+      <w:start w:val="1"/>
+      <w:numFmt w:val="bullet"/>
+      <w:lvlText w:val=""/>
+      <w:lvlJc w:val="left"/>
+      <w:pPr>
+        <w:tabs>
+          <w:tab w:val="num" w:pos="3600"/>
+        </w:tabs>
+        <w:ind w:left="3600" w:hanging="360"/>
+      </w:pPr>
+      <w:rPr>
+        <w:rFonts w:ascii="Wingdings" w:hAnsi="Wingdings" w:hint="default"/>
+        <w:sz w:val="20"/>
+      </w:rPr>
+    </w:lvl>
+    <w:lvl w:ilvl="5" w:tentative="1">
+      <w:start w:val="1"/>
+      <w:numFmt w:val="bullet"/>
+      <w:lvlText w:val=""/>
+      <w:lvlJc w:val="left"/>
+      <w:pPr>
+        <w:tabs>
+          <w:tab w:val="num" w:pos="4320"/>
+        </w:tabs>
+        <w:ind w:left="4320" w:hanging="360"/>
+      </w:pPr>
+      <w:rPr>
+        <w:rFonts w:ascii="Wingdings" w:hAnsi="Wingdings" w:hint="default"/>
+        <w:sz w:val="20"/>
+      </w:rPr>
+    </w:lvl>
+    <w:lvl w:ilvl="6" w:tentative="1">
+      <w:start w:val="1"/>
+      <w:numFmt w:val="bullet"/>
+      <w:lvlText w:val=""/>
+      <w:lvlJc w:val="left"/>
+      <w:pPr>
+        <w:tabs>
+          <w:tab w:val="num" w:pos="5040"/>
+        </w:tabs>
+        <w:ind w:left="5040" w:hanging="360"/>
+      </w:pPr>
+      <w:rPr>
+        <w:rFonts w:ascii="Wingdings" w:hAnsi="Wingdings" w:hint="default"/>
+        <w:sz w:val="20"/>
+      </w:rPr>
+    </w:lvl>
+    <w:lvl w:ilvl="7" w:tentative="1">
+      <w:start w:val="1"/>
+      <w:numFmt w:val="bullet"/>
+      <w:lvlText w:val=""/>
+      <w:lvlJc w:val="left"/>
+      <w:pPr>
+        <w:tabs>
+          <w:tab w:val="num" w:pos="5760"/>
+        </w:tabs>
+        <w:ind w:left="5760" w:hanging="360"/>
+      </w:pPr>
+      <w:rPr>
+        <w:rFonts w:ascii="Wingdings" w:hAnsi="Wingdings" w:hint="default"/>
+        <w:sz w:val="20"/>
+      </w:rPr>
+    </w:lvl>
+    <w:lvl w:ilvl="8" w:tentative="1">
+      <w:start w:val="1"/>
+      <w:numFmt w:val="bullet"/>
+      <w:lvlText w:val=""/>
+      <w:lvlJc w:val="left"/>
+      <w:pPr>
+        <w:tabs>
+          <w:tab w:val="num" w:pos="6480"/>
+        </w:tabs>
+        <w:ind w:left="6480" w:hanging="360"/>
+      </w:pPr>
+      <w:rPr>
+        <w:rFonts w:ascii="Wingdings" w:hAnsi="Wingdings" w:hint="default"/>
+        <w:sz w:val="20"/>
+      </w:rPr>
+    </w:lvl>
+  </w:abstractNum>
+  <w:abstractNum w:abstractNumId="5" w15:restartNumberingAfterBreak="0">
     <w:nsid w:val="4A0F5C09"/>
     <w:multiLevelType w:val="multilevel"/>
     <w:tmpl w:val="2C1ED632"/>
@@ -5846,7 +7369,7 @@
       </w:rPr>
     </w:lvl>
   </w:abstractNum>
-  <w:abstractNum w:abstractNumId="4" w15:restartNumberingAfterBreak="0">
+  <w:abstractNum w:abstractNumId="6" w15:restartNumberingAfterBreak="0">
     <w:nsid w:val="515E4E9B"/>
     <w:multiLevelType w:val="multilevel"/>
     <w:tmpl w:val="9F2E4CF4"/>
@@ -5995,7 +7518,7 @@
       </w:rPr>
     </w:lvl>
   </w:abstractNum>
-  <w:abstractNum w:abstractNumId="5" w15:restartNumberingAfterBreak="0">
+  <w:abstractNum w:abstractNumId="7" w15:restartNumberingAfterBreak="0">
     <w:nsid w:val="5CC128ED"/>
     <w:multiLevelType w:val="multilevel"/>
     <w:tmpl w:val="815063E8"/>
@@ -6144,7 +7667,7 @@
       </w:rPr>
     </w:lvl>
   </w:abstractNum>
-  <w:abstractNum w:abstractNumId="6" w15:restartNumberingAfterBreak="0">
+  <w:abstractNum w:abstractNumId="8" w15:restartNumberingAfterBreak="0">
     <w:nsid w:val="5F8F465C"/>
     <w:multiLevelType w:val="multilevel"/>
     <w:tmpl w:val="E3A6D6D6"/>
@@ -6293,7 +7816,7 @@
       </w:rPr>
     </w:lvl>
   </w:abstractNum>
-  <w:abstractNum w:abstractNumId="7" w15:restartNumberingAfterBreak="0">
+  <w:abstractNum w:abstractNumId="9" w15:restartNumberingAfterBreak="0">
     <w:nsid w:val="649C7D7B"/>
     <w:multiLevelType w:val="multilevel"/>
     <w:tmpl w:val="73888D24"/>
@@ -6442,7 +7965,7 @@
       </w:rPr>
     </w:lvl>
   </w:abstractNum>
-  <w:abstractNum w:abstractNumId="8" w15:restartNumberingAfterBreak="0">
+  <w:abstractNum w:abstractNumId="10" w15:restartNumberingAfterBreak="0">
     <w:nsid w:val="74400DE7"/>
     <w:multiLevelType w:val="multilevel"/>
     <w:tmpl w:val="EC7E2884"/>
@@ -6591,7 +8114,7 @@
       </w:rPr>
     </w:lvl>
   </w:abstractNum>
-  <w:abstractNum w:abstractNumId="9" w15:restartNumberingAfterBreak="0">
+  <w:abstractNum w:abstractNumId="11" w15:restartNumberingAfterBreak="0">
     <w:nsid w:val="7F9C66AC"/>
     <w:multiLevelType w:val="multilevel"/>
     <w:tmpl w:val="1D3E5E88"/>
@@ -6741,34 +8264,40 @@
     </w:lvl>
   </w:abstractNum>
   <w:num w:numId="1">
-    <w:abstractNumId w:val="3"/>
+    <w:abstractNumId w:val="5"/>
   </w:num>
   <w:num w:numId="2">
-    <w:abstractNumId w:val="7"/>
+    <w:abstractNumId w:val="9"/>
   </w:num>
   <w:num w:numId="3">
     <w:abstractNumId w:val="0"/>
   </w:num>
   <w:num w:numId="4">
-    <w:abstractNumId w:val="4"/>
+    <w:abstractNumId w:val="6"/>
   </w:num>
   <w:num w:numId="5">
-    <w:abstractNumId w:val="5"/>
+    <w:abstractNumId w:val="7"/>
   </w:num>
   <w:num w:numId="6">
+    <w:abstractNumId w:val="2"/>
+  </w:num>
+  <w:num w:numId="7">
+    <w:abstractNumId w:val="10"/>
+  </w:num>
+  <w:num w:numId="8">
+    <w:abstractNumId w:val="8"/>
+  </w:num>
+  <w:num w:numId="9">
+    <w:abstractNumId w:val="3"/>
+  </w:num>
+  <w:num w:numId="10">
+    <w:abstractNumId w:val="11"/>
+  </w:num>
+  <w:num w:numId="11">
     <w:abstractNumId w:val="1"/>
   </w:num>
-  <w:num w:numId="7">
-    <w:abstractNumId w:val="8"/>
-  </w:num>
-  <w:num w:numId="8">
-    <w:abstractNumId w:val="6"/>
-  </w:num>
-  <w:num w:numId="9">
-    <w:abstractNumId w:val="2"/>
-  </w:num>
-  <w:num w:numId="10">
-    <w:abstractNumId w:val="9"/>
+  <w:num w:numId="12">
+    <w:abstractNumId w:val="4"/>
   </w:num>
 </w:numbering>
 </file>
@@ -7216,7 +8745,6 @@
   <w:style w:type="character" w:default="1" w:styleId="DefaultParagraphFont">
     <w:name w:val="Default Paragraph Font"/>
     <w:uiPriority w:val="1"/>
-    <w:semiHidden/>
     <w:unhideWhenUsed/>
   </w:style>
   <w:style w:type="table" w:default="1" w:styleId="TableNormal">
@@ -7383,6 +8911,20 @@
     <w:rPr>
       <w:b/>
       <w:bCs/>
+    </w:rPr>
+  </w:style>
+  <w:style w:type="paragraph" w:customStyle="1" w:styleId="pdq2pgselectionanchorcontainer">
+    <w:name w:val="pdq2pg_selectionanchorcontainer"/>
+    <w:basedOn w:val="Normal"/>
+    <w:rsid w:val="009735AE"/>
+    <w:pPr>
+      <w:spacing w:before="100" w:beforeAutospacing="1" w:after="100" w:afterAutospacing="1" w:line="240" w:lineRule="auto"/>
+    </w:pPr>
+    <w:rPr>
+      <w:rFonts w:ascii="Times New Roman" w:eastAsia="Times New Roman" w:hAnsi="Times New Roman" w:cs="Times New Roman"/>
+      <w:sz w:val="24"/>
+      <w:szCs w:val="24"/>
+      <w:lang w:eastAsia="en-IN" w:bidi="gu-IN"/>
     </w:rPr>
   </w:style>
 </w:styles>
